--- a/crosstab_result.docx
+++ b/crosstab_result.docx
@@ -50,23 +50,33 @@
           </w:tcPr>
           <w:p>
             <w:pPr>
-              <w:pStyle w:val="Normal"/>
-              <w:jc w:val="left"/>
-              <w:pBdr>
-                <w:bottom w:val="none" w:sz="0" w:space="0" w:color="000000"/>
-                <w:top w:val="none" w:sz="0" w:space="0" w:color="000000"/>
-                <w:left w:val="none" w:sz="0" w:space="0" w:color="000000"/>
-                <w:right w:val="none" w:sz="0" w:space="0" w:color="000000"/>
-              </w:pBdr>
-              <w:spacing w:after="100" w:before="100" w:line="240"/>
-              <w:ind w:left="100" w:right="100" w:firstLine="0" w:firstLineChars="0"/>
-            </w:pPr>
-            <w:r>
-              <w:rPr>
-                <w:rFonts w:ascii="Arial" w:hAnsi="Arial" w:eastAsia="Arial" w:cs="Arial"/>
-                <w:i w:val="false"/>
-                <w:b w:val="false"/>
-                <w:u w:val="none"/>
+              <w:jc w:val="left"/>
+              <w:pBdr>
+                <w:bottom w:val="none" w:sz="0" w:space="0" w:color="000000"/>
+                <w:top w:val="none" w:sz="0" w:space="0" w:color="000000"/>
+                <w:left w:val="none" w:sz="0" w:space="0" w:color="000000"/>
+                <w:right w:val="none" w:sz="0" w:space="0" w:color="000000"/>
+              </w:pBdr>
+              <w:spacing w:after="100" w:before="100" w:line="240"/>
+              <w:ind w:left="100" w:right="100" w:firstLine="0" w:firstLineChars="0"/>
+              <w:rPr>
+                <w:rFonts w:ascii="Arial" w:hAnsi="Arial" w:eastAsia="Arial" w:cs="Arial"/>
+                <w:i w:val="false"/>
+                <w:b w:val="false"/>
+                <w:u w:val="none"/>
+                <w:strike w:val="false"/>
+                <w:sz w:val="22"/>
+                <w:szCs w:val="22"/>
+                <w:color w:val="000000"/>
+              </w:rPr>
+            </w:pPr>
+            <w:r>
+              <w:rPr>
+                <w:rFonts w:ascii="Arial" w:hAnsi="Arial" w:eastAsia="Arial" w:cs="Arial"/>
+                <w:i w:val="false"/>
+                <w:b w:val="false"/>
+                <w:u w:val="none"/>
+                <w:strike w:val="false"/>
                 <w:sz w:val="22"/>
                 <w:szCs w:val="22"/>
                 <w:color w:val="000000"/>
@@ -94,23 +104,33 @@
           </w:tcPr>
           <w:p>
             <w:pPr>
-              <w:pStyle w:val="Normal"/>
-              <w:jc w:val="left"/>
-              <w:pBdr>
-                <w:bottom w:val="none" w:sz="0" w:space="0" w:color="000000"/>
-                <w:top w:val="none" w:sz="0" w:space="0" w:color="000000"/>
-                <w:left w:val="none" w:sz="0" w:space="0" w:color="000000"/>
-                <w:right w:val="none" w:sz="0" w:space="0" w:color="000000"/>
-              </w:pBdr>
-              <w:spacing w:after="100" w:before="100" w:line="240"/>
-              <w:ind w:left="100" w:right="100" w:firstLine="0" w:firstLineChars="0"/>
-            </w:pPr>
-            <w:r>
-              <w:rPr>
-                <w:rFonts w:ascii="Arial" w:hAnsi="Arial" w:eastAsia="Arial" w:cs="Arial"/>
-                <w:i w:val="false"/>
-                <w:b w:val="false"/>
-                <w:u w:val="none"/>
+              <w:jc w:val="left"/>
+              <w:pBdr>
+                <w:bottom w:val="none" w:sz="0" w:space="0" w:color="000000"/>
+                <w:top w:val="none" w:sz="0" w:space="0" w:color="000000"/>
+                <w:left w:val="none" w:sz="0" w:space="0" w:color="000000"/>
+                <w:right w:val="none" w:sz="0" w:space="0" w:color="000000"/>
+              </w:pBdr>
+              <w:spacing w:after="100" w:before="100" w:line="240"/>
+              <w:ind w:left="100" w:right="100" w:firstLine="0" w:firstLineChars="0"/>
+              <w:rPr>
+                <w:rFonts w:ascii="Arial" w:hAnsi="Arial" w:eastAsia="Arial" w:cs="Arial"/>
+                <w:i w:val="false"/>
+                <w:b w:val="false"/>
+                <w:u w:val="none"/>
+                <w:strike w:val="false"/>
+                <w:sz w:val="22"/>
+                <w:szCs w:val="22"/>
+                <w:color w:val="000000"/>
+              </w:rPr>
+            </w:pPr>
+            <w:r>
+              <w:rPr>
+                <w:rFonts w:ascii="Arial" w:hAnsi="Arial" w:eastAsia="Arial" w:cs="Arial"/>
+                <w:i w:val="false"/>
+                <w:b w:val="false"/>
+                <w:u w:val="none"/>
+                <w:strike w:val="false"/>
                 <w:sz w:val="22"/>
                 <w:szCs w:val="22"/>
                 <w:color w:val="000000"/>
@@ -138,23 +158,33 @@
           </w:tcPr>
           <w:p>
             <w:pPr>
-              <w:pStyle w:val="Normal"/>
-              <w:jc w:val="left"/>
-              <w:pBdr>
-                <w:bottom w:val="none" w:sz="0" w:space="0" w:color="000000"/>
-                <w:top w:val="none" w:sz="0" w:space="0" w:color="000000"/>
-                <w:left w:val="none" w:sz="0" w:space="0" w:color="000000"/>
-                <w:right w:val="none" w:sz="0" w:space="0" w:color="000000"/>
-              </w:pBdr>
-              <w:spacing w:after="100" w:before="100" w:line="240"/>
-              <w:ind w:left="100" w:right="100" w:firstLine="0" w:firstLineChars="0"/>
-            </w:pPr>
-            <w:r>
-              <w:rPr>
-                <w:rFonts w:ascii="Arial" w:hAnsi="Arial" w:eastAsia="Arial" w:cs="Arial"/>
-                <w:i w:val="false"/>
-                <w:b w:val="false"/>
-                <w:u w:val="none"/>
+              <w:jc w:val="left"/>
+              <w:pBdr>
+                <w:bottom w:val="none" w:sz="0" w:space="0" w:color="000000"/>
+                <w:top w:val="none" w:sz="0" w:space="0" w:color="000000"/>
+                <w:left w:val="none" w:sz="0" w:space="0" w:color="000000"/>
+                <w:right w:val="none" w:sz="0" w:space="0" w:color="000000"/>
+              </w:pBdr>
+              <w:spacing w:after="100" w:before="100" w:line="240"/>
+              <w:ind w:left="100" w:right="100" w:firstLine="0" w:firstLineChars="0"/>
+              <w:rPr>
+                <w:rFonts w:ascii="Arial" w:hAnsi="Arial" w:eastAsia="Arial" w:cs="Arial"/>
+                <w:i w:val="false"/>
+                <w:b w:val="false"/>
+                <w:u w:val="none"/>
+                <w:strike w:val="false"/>
+                <w:sz w:val="22"/>
+                <w:szCs w:val="22"/>
+                <w:color w:val="000000"/>
+              </w:rPr>
+            </w:pPr>
+            <w:r>
+              <w:rPr>
+                <w:rFonts w:ascii="Arial" w:hAnsi="Arial" w:eastAsia="Arial" w:cs="Arial"/>
+                <w:i w:val="false"/>
+                <w:b w:val="false"/>
+                <w:u w:val="none"/>
+                <w:strike w:val="false"/>
                 <w:sz w:val="22"/>
                 <w:szCs w:val="22"/>
                 <w:color w:val="000000"/>
@@ -182,23 +212,33 @@
           </w:tcPr>
           <w:p>
             <w:pPr>
-              <w:pStyle w:val="Normal"/>
-              <w:jc w:val="left"/>
-              <w:pBdr>
-                <w:bottom w:val="none" w:sz="0" w:space="0" w:color="000000"/>
-                <w:top w:val="none" w:sz="0" w:space="0" w:color="000000"/>
-                <w:left w:val="none" w:sz="0" w:space="0" w:color="000000"/>
-                <w:right w:val="none" w:sz="0" w:space="0" w:color="000000"/>
-              </w:pBdr>
-              <w:spacing w:after="100" w:before="100" w:line="240"/>
-              <w:ind w:left="100" w:right="100" w:firstLine="0" w:firstLineChars="0"/>
-            </w:pPr>
-            <w:r>
-              <w:rPr>
-                <w:rFonts w:ascii="Arial" w:hAnsi="Arial" w:eastAsia="Arial" w:cs="Arial"/>
-                <w:i w:val="false"/>
-                <w:b w:val="false"/>
-                <w:u w:val="none"/>
+              <w:jc w:val="left"/>
+              <w:pBdr>
+                <w:bottom w:val="none" w:sz="0" w:space="0" w:color="000000"/>
+                <w:top w:val="none" w:sz="0" w:space="0" w:color="000000"/>
+                <w:left w:val="none" w:sz="0" w:space="0" w:color="000000"/>
+                <w:right w:val="none" w:sz="0" w:space="0" w:color="000000"/>
+              </w:pBdr>
+              <w:spacing w:after="100" w:before="100" w:line="240"/>
+              <w:ind w:left="100" w:right="100" w:firstLine="0" w:firstLineChars="0"/>
+              <w:rPr>
+                <w:rFonts w:ascii="Arial" w:hAnsi="Arial" w:eastAsia="Arial" w:cs="Arial"/>
+                <w:i w:val="false"/>
+                <w:b w:val="false"/>
+                <w:u w:val="none"/>
+                <w:strike w:val="false"/>
+                <w:sz w:val="22"/>
+                <w:szCs w:val="22"/>
+                <w:color w:val="000000"/>
+              </w:rPr>
+            </w:pPr>
+            <w:r>
+              <w:rPr>
+                <w:rFonts w:ascii="Arial" w:hAnsi="Arial" w:eastAsia="Arial" w:cs="Arial"/>
+                <w:i w:val="false"/>
+                <w:b w:val="false"/>
+                <w:u w:val="none"/>
+                <w:strike w:val="false"/>
                 <w:sz w:val="22"/>
                 <w:szCs w:val="22"/>
                 <w:color w:val="000000"/>
@@ -226,23 +266,33 @@
           </w:tcPr>
           <w:p>
             <w:pPr>
-              <w:pStyle w:val="Normal"/>
-              <w:jc w:val="left"/>
-              <w:pBdr>
-                <w:bottom w:val="none" w:sz="0" w:space="0" w:color="000000"/>
-                <w:top w:val="none" w:sz="0" w:space="0" w:color="000000"/>
-                <w:left w:val="none" w:sz="0" w:space="0" w:color="000000"/>
-                <w:right w:val="none" w:sz="0" w:space="0" w:color="000000"/>
-              </w:pBdr>
-              <w:spacing w:after="100" w:before="100" w:line="240"/>
-              <w:ind w:left="100" w:right="100" w:firstLine="0" w:firstLineChars="0"/>
-            </w:pPr>
-            <w:r>
-              <w:rPr>
-                <w:rFonts w:ascii="Arial" w:hAnsi="Arial" w:eastAsia="Arial" w:cs="Arial"/>
-                <w:i w:val="false"/>
-                <w:b w:val="false"/>
-                <w:u w:val="none"/>
+              <w:jc w:val="left"/>
+              <w:pBdr>
+                <w:bottom w:val="none" w:sz="0" w:space="0" w:color="000000"/>
+                <w:top w:val="none" w:sz="0" w:space="0" w:color="000000"/>
+                <w:left w:val="none" w:sz="0" w:space="0" w:color="000000"/>
+                <w:right w:val="none" w:sz="0" w:space="0" w:color="000000"/>
+              </w:pBdr>
+              <w:spacing w:after="100" w:before="100" w:line="240"/>
+              <w:ind w:left="100" w:right="100" w:firstLine="0" w:firstLineChars="0"/>
+              <w:rPr>
+                <w:rFonts w:ascii="Arial" w:hAnsi="Arial" w:eastAsia="Arial" w:cs="Arial"/>
+                <w:i w:val="false"/>
+                <w:b w:val="false"/>
+                <w:u w:val="none"/>
+                <w:strike w:val="false"/>
+                <w:sz w:val="22"/>
+                <w:szCs w:val="22"/>
+                <w:color w:val="000000"/>
+              </w:rPr>
+            </w:pPr>
+            <w:r>
+              <w:rPr>
+                <w:rFonts w:ascii="Arial" w:hAnsi="Arial" w:eastAsia="Arial" w:cs="Arial"/>
+                <w:i w:val="false"/>
+                <w:b w:val="false"/>
+                <w:u w:val="none"/>
+                <w:strike w:val="false"/>
                 <w:sz w:val="22"/>
                 <w:szCs w:val="22"/>
                 <w:color w:val="000000"/>
@@ -270,23 +320,33 @@
           </w:tcPr>
           <w:p>
             <w:pPr>
-              <w:pStyle w:val="Normal"/>
-              <w:jc w:val="left"/>
-              <w:pBdr>
-                <w:bottom w:val="none" w:sz="0" w:space="0" w:color="000000"/>
-                <w:top w:val="none" w:sz="0" w:space="0" w:color="000000"/>
-                <w:left w:val="none" w:sz="0" w:space="0" w:color="000000"/>
-                <w:right w:val="none" w:sz="0" w:space="0" w:color="000000"/>
-              </w:pBdr>
-              <w:spacing w:after="100" w:before="100" w:line="240"/>
-              <w:ind w:left="100" w:right="100" w:firstLine="0" w:firstLineChars="0"/>
-            </w:pPr>
-            <w:r>
-              <w:rPr>
-                <w:rFonts w:ascii="Arial" w:hAnsi="Arial" w:eastAsia="Arial" w:cs="Arial"/>
-                <w:i w:val="false"/>
-                <w:b w:val="false"/>
-                <w:u w:val="none"/>
+              <w:jc w:val="left"/>
+              <w:pBdr>
+                <w:bottom w:val="none" w:sz="0" w:space="0" w:color="000000"/>
+                <w:top w:val="none" w:sz="0" w:space="0" w:color="000000"/>
+                <w:left w:val="none" w:sz="0" w:space="0" w:color="000000"/>
+                <w:right w:val="none" w:sz="0" w:space="0" w:color="000000"/>
+              </w:pBdr>
+              <w:spacing w:after="100" w:before="100" w:line="240"/>
+              <w:ind w:left="100" w:right="100" w:firstLine="0" w:firstLineChars="0"/>
+              <w:rPr>
+                <w:rFonts w:ascii="Arial" w:hAnsi="Arial" w:eastAsia="Arial" w:cs="Arial"/>
+                <w:i w:val="false"/>
+                <w:b w:val="false"/>
+                <w:u w:val="none"/>
+                <w:strike w:val="false"/>
+                <w:sz w:val="22"/>
+                <w:szCs w:val="22"/>
+                <w:color w:val="000000"/>
+              </w:rPr>
+            </w:pPr>
+            <w:r>
+              <w:rPr>
+                <w:rFonts w:ascii="Arial" w:hAnsi="Arial" w:eastAsia="Arial" w:cs="Arial"/>
+                <w:i w:val="false"/>
+                <w:b w:val="false"/>
+                <w:u w:val="none"/>
+                <w:strike w:val="false"/>
                 <w:sz w:val="22"/>
                 <w:szCs w:val="22"/>
                 <w:color w:val="000000"/>
@@ -314,23 +374,33 @@
           </w:tcPr>
           <w:p>
             <w:pPr>
-              <w:pStyle w:val="Normal"/>
-              <w:jc w:val="left"/>
-              <w:pBdr>
-                <w:bottom w:val="none" w:sz="0" w:space="0" w:color="000000"/>
-                <w:top w:val="none" w:sz="0" w:space="0" w:color="000000"/>
-                <w:left w:val="none" w:sz="0" w:space="0" w:color="000000"/>
-                <w:right w:val="none" w:sz="0" w:space="0" w:color="000000"/>
-              </w:pBdr>
-              <w:spacing w:after="100" w:before="100" w:line="240"/>
-              <w:ind w:left="100" w:right="100" w:firstLine="0" w:firstLineChars="0"/>
-            </w:pPr>
-            <w:r>
-              <w:rPr>
-                <w:rFonts w:ascii="Arial" w:hAnsi="Arial" w:eastAsia="Arial" w:cs="Arial"/>
-                <w:i w:val="false"/>
-                <w:b w:val="false"/>
-                <w:u w:val="none"/>
+              <w:jc w:val="left"/>
+              <w:pBdr>
+                <w:bottom w:val="none" w:sz="0" w:space="0" w:color="000000"/>
+                <w:top w:val="none" w:sz="0" w:space="0" w:color="000000"/>
+                <w:left w:val="none" w:sz="0" w:space="0" w:color="000000"/>
+                <w:right w:val="none" w:sz="0" w:space="0" w:color="000000"/>
+              </w:pBdr>
+              <w:spacing w:after="100" w:before="100" w:line="240"/>
+              <w:ind w:left="100" w:right="100" w:firstLine="0" w:firstLineChars="0"/>
+              <w:rPr>
+                <w:rFonts w:ascii="Arial" w:hAnsi="Arial" w:eastAsia="Arial" w:cs="Arial"/>
+                <w:i w:val="false"/>
+                <w:b w:val="false"/>
+                <w:u w:val="none"/>
+                <w:strike w:val="false"/>
+                <w:sz w:val="22"/>
+                <w:szCs w:val="22"/>
+                <w:color w:val="000000"/>
+              </w:rPr>
+            </w:pPr>
+            <w:r>
+              <w:rPr>
+                <w:rFonts w:ascii="Arial" w:hAnsi="Arial" w:eastAsia="Arial" w:cs="Arial"/>
+                <w:i w:val="false"/>
+                <w:b w:val="false"/>
+                <w:u w:val="none"/>
+                <w:strike w:val="false"/>
                 <w:sz w:val="22"/>
                 <w:szCs w:val="22"/>
                 <w:color w:val="000000"/>
@@ -364,23 +434,33 @@
           </w:tcPr>
           <w:p>
             <w:pPr>
-              <w:pStyle w:val="Normal"/>
-              <w:jc w:val="left"/>
-              <w:pBdr>
-                <w:bottom w:val="none" w:sz="0" w:space="0" w:color="000000"/>
-                <w:top w:val="none" w:sz="0" w:space="0" w:color="000000"/>
-                <w:left w:val="none" w:sz="0" w:space="0" w:color="000000"/>
-                <w:right w:val="none" w:sz="0" w:space="0" w:color="000000"/>
-              </w:pBdr>
-              <w:spacing w:after="100" w:before="100" w:line="240"/>
-              <w:ind w:left="100" w:right="100" w:firstLine="0" w:firstLineChars="0"/>
-            </w:pPr>
-            <w:r>
-              <w:rPr>
-                <w:rFonts w:ascii="Arial" w:hAnsi="Arial" w:eastAsia="Arial" w:cs="Arial"/>
-                <w:i w:val="false"/>
-                <w:b w:val="false"/>
-                <w:u w:val="none"/>
+              <w:jc w:val="left"/>
+              <w:pBdr>
+                <w:bottom w:val="none" w:sz="0" w:space="0" w:color="000000"/>
+                <w:top w:val="none" w:sz="0" w:space="0" w:color="000000"/>
+                <w:left w:val="none" w:sz="0" w:space="0" w:color="000000"/>
+                <w:right w:val="none" w:sz="0" w:space="0" w:color="000000"/>
+              </w:pBdr>
+              <w:spacing w:after="100" w:before="100" w:line="240"/>
+              <w:ind w:left="100" w:right="100" w:firstLine="0" w:firstLineChars="0"/>
+              <w:rPr>
+                <w:rFonts w:ascii="Arial" w:hAnsi="Arial" w:eastAsia="Arial" w:cs="Arial"/>
+                <w:i w:val="false"/>
+                <w:b w:val="false"/>
+                <w:u w:val="none"/>
+                <w:strike w:val="false"/>
+                <w:sz w:val="22"/>
+                <w:szCs w:val="22"/>
+                <w:color w:val="000000"/>
+              </w:rPr>
+            </w:pPr>
+            <w:r>
+              <w:rPr>
+                <w:rFonts w:ascii="Arial" w:hAnsi="Arial" w:eastAsia="Arial" w:cs="Arial"/>
+                <w:i w:val="false"/>
+                <w:b w:val="false"/>
+                <w:u w:val="none"/>
+                <w:strike w:val="false"/>
                 <w:sz w:val="22"/>
                 <w:szCs w:val="22"/>
                 <w:color w:val="000000"/>
@@ -408,23 +488,33 @@
           </w:tcPr>
           <w:p>
             <w:pPr>
-              <w:pStyle w:val="Normal"/>
-              <w:jc w:val="left"/>
-              <w:pBdr>
-                <w:bottom w:val="none" w:sz="0" w:space="0" w:color="000000"/>
-                <w:top w:val="none" w:sz="0" w:space="0" w:color="000000"/>
-                <w:left w:val="none" w:sz="0" w:space="0" w:color="000000"/>
-                <w:right w:val="none" w:sz="0" w:space="0" w:color="000000"/>
-              </w:pBdr>
-              <w:spacing w:after="100" w:before="100" w:line="240"/>
-              <w:ind w:left="100" w:right="100" w:firstLine="0" w:firstLineChars="0"/>
-            </w:pPr>
-            <w:r>
-              <w:rPr>
-                <w:rFonts w:ascii="Arial" w:hAnsi="Arial" w:eastAsia="Arial" w:cs="Arial"/>
-                <w:i w:val="false"/>
-                <w:b w:val="false"/>
-                <w:u w:val="none"/>
+              <w:jc w:val="left"/>
+              <w:pBdr>
+                <w:bottom w:val="none" w:sz="0" w:space="0" w:color="000000"/>
+                <w:top w:val="none" w:sz="0" w:space="0" w:color="000000"/>
+                <w:left w:val="none" w:sz="0" w:space="0" w:color="000000"/>
+                <w:right w:val="none" w:sz="0" w:space="0" w:color="000000"/>
+              </w:pBdr>
+              <w:spacing w:after="100" w:before="100" w:line="240"/>
+              <w:ind w:left="100" w:right="100" w:firstLine="0" w:firstLineChars="0"/>
+              <w:rPr>
+                <w:rFonts w:ascii="Arial" w:hAnsi="Arial" w:eastAsia="Arial" w:cs="Arial"/>
+                <w:i w:val="false"/>
+                <w:b w:val="false"/>
+                <w:u w:val="none"/>
+                <w:strike w:val="false"/>
+                <w:sz w:val="22"/>
+                <w:szCs w:val="22"/>
+                <w:color w:val="000000"/>
+              </w:rPr>
+            </w:pPr>
+            <w:r>
+              <w:rPr>
+                <w:rFonts w:ascii="Arial" w:hAnsi="Arial" w:eastAsia="Arial" w:cs="Arial"/>
+                <w:i w:val="false"/>
+                <w:b w:val="false"/>
+                <w:u w:val="none"/>
+                <w:strike w:val="false"/>
                 <w:sz w:val="22"/>
                 <w:szCs w:val="22"/>
                 <w:color w:val="000000"/>
@@ -452,23 +542,33 @@
           </w:tcPr>
           <w:p>
             <w:pPr>
-              <w:pStyle w:val="Normal"/>
-              <w:jc w:val="left"/>
-              <w:pBdr>
-                <w:bottom w:val="none" w:sz="0" w:space="0" w:color="000000"/>
-                <w:top w:val="none" w:sz="0" w:space="0" w:color="000000"/>
-                <w:left w:val="none" w:sz="0" w:space="0" w:color="000000"/>
-                <w:right w:val="none" w:sz="0" w:space="0" w:color="000000"/>
-              </w:pBdr>
-              <w:spacing w:after="100" w:before="100" w:line="240"/>
-              <w:ind w:left="100" w:right="100" w:firstLine="0" w:firstLineChars="0"/>
-            </w:pPr>
-            <w:r>
-              <w:rPr>
-                <w:rFonts w:ascii="Arial" w:hAnsi="Arial" w:eastAsia="Arial" w:cs="Arial"/>
-                <w:i w:val="false"/>
-                <w:b w:val="false"/>
-                <w:u w:val="none"/>
+              <w:jc w:val="left"/>
+              <w:pBdr>
+                <w:bottom w:val="none" w:sz="0" w:space="0" w:color="000000"/>
+                <w:top w:val="none" w:sz="0" w:space="0" w:color="000000"/>
+                <w:left w:val="none" w:sz="0" w:space="0" w:color="000000"/>
+                <w:right w:val="none" w:sz="0" w:space="0" w:color="000000"/>
+              </w:pBdr>
+              <w:spacing w:after="100" w:before="100" w:line="240"/>
+              <w:ind w:left="100" w:right="100" w:firstLine="0" w:firstLineChars="0"/>
+              <w:rPr>
+                <w:rFonts w:ascii="Arial" w:hAnsi="Arial" w:eastAsia="Arial" w:cs="Arial"/>
+                <w:i w:val="false"/>
+                <w:b w:val="false"/>
+                <w:u w:val="none"/>
+                <w:strike w:val="false"/>
+                <w:sz w:val="22"/>
+                <w:szCs w:val="22"/>
+                <w:color w:val="000000"/>
+              </w:rPr>
+            </w:pPr>
+            <w:r>
+              <w:rPr>
+                <w:rFonts w:ascii="Arial" w:hAnsi="Arial" w:eastAsia="Arial" w:cs="Arial"/>
+                <w:i w:val="false"/>
+                <w:b w:val="false"/>
+                <w:u w:val="none"/>
+                <w:strike w:val="false"/>
                 <w:sz w:val="22"/>
                 <w:szCs w:val="22"/>
                 <w:color w:val="000000"/>
@@ -496,23 +596,33 @@
           </w:tcPr>
           <w:p>
             <w:pPr>
-              <w:pStyle w:val="Normal"/>
-              <w:jc w:val="left"/>
-              <w:pBdr>
-                <w:bottom w:val="none" w:sz="0" w:space="0" w:color="000000"/>
-                <w:top w:val="none" w:sz="0" w:space="0" w:color="000000"/>
-                <w:left w:val="none" w:sz="0" w:space="0" w:color="000000"/>
-                <w:right w:val="none" w:sz="0" w:space="0" w:color="000000"/>
-              </w:pBdr>
-              <w:spacing w:after="100" w:before="100" w:line="240"/>
-              <w:ind w:left="100" w:right="100" w:firstLine="0" w:firstLineChars="0"/>
-            </w:pPr>
-            <w:r>
-              <w:rPr>
-                <w:rFonts w:ascii="Arial" w:hAnsi="Arial" w:eastAsia="Arial" w:cs="Arial"/>
-                <w:i w:val="false"/>
-                <w:b w:val="false"/>
-                <w:u w:val="none"/>
+              <w:jc w:val="left"/>
+              <w:pBdr>
+                <w:bottom w:val="none" w:sz="0" w:space="0" w:color="000000"/>
+                <w:top w:val="none" w:sz="0" w:space="0" w:color="000000"/>
+                <w:left w:val="none" w:sz="0" w:space="0" w:color="000000"/>
+                <w:right w:val="none" w:sz="0" w:space="0" w:color="000000"/>
+              </w:pBdr>
+              <w:spacing w:after="100" w:before="100" w:line="240"/>
+              <w:ind w:left="100" w:right="100" w:firstLine="0" w:firstLineChars="0"/>
+              <w:rPr>
+                <w:rFonts w:ascii="Arial" w:hAnsi="Arial" w:eastAsia="Arial" w:cs="Arial"/>
+                <w:i w:val="false"/>
+                <w:b w:val="false"/>
+                <w:u w:val="none"/>
+                <w:strike w:val="false"/>
+                <w:sz w:val="22"/>
+                <w:szCs w:val="22"/>
+                <w:color w:val="000000"/>
+              </w:rPr>
+            </w:pPr>
+            <w:r>
+              <w:rPr>
+                <w:rFonts w:ascii="Arial" w:hAnsi="Arial" w:eastAsia="Arial" w:cs="Arial"/>
+                <w:i w:val="false"/>
+                <w:b w:val="false"/>
+                <w:u w:val="none"/>
+                <w:strike w:val="false"/>
                 <w:sz w:val="22"/>
                 <w:szCs w:val="22"/>
                 <w:color w:val="000000"/>
@@ -540,23 +650,33 @@
           </w:tcPr>
           <w:p>
             <w:pPr>
-              <w:pStyle w:val="Normal"/>
-              <w:jc w:val="left"/>
-              <w:pBdr>
-                <w:bottom w:val="none" w:sz="0" w:space="0" w:color="000000"/>
-                <w:top w:val="none" w:sz="0" w:space="0" w:color="000000"/>
-                <w:left w:val="none" w:sz="0" w:space="0" w:color="000000"/>
-                <w:right w:val="none" w:sz="0" w:space="0" w:color="000000"/>
-              </w:pBdr>
-              <w:spacing w:after="100" w:before="100" w:line="240"/>
-              <w:ind w:left="100" w:right="100" w:firstLine="0" w:firstLineChars="0"/>
-            </w:pPr>
-            <w:r>
-              <w:rPr>
-                <w:rFonts w:ascii="Arial" w:hAnsi="Arial" w:eastAsia="Arial" w:cs="Arial"/>
-                <w:i w:val="false"/>
-                <w:b w:val="false"/>
-                <w:u w:val="none"/>
+              <w:jc w:val="left"/>
+              <w:pBdr>
+                <w:bottom w:val="none" w:sz="0" w:space="0" w:color="000000"/>
+                <w:top w:val="none" w:sz="0" w:space="0" w:color="000000"/>
+                <w:left w:val="none" w:sz="0" w:space="0" w:color="000000"/>
+                <w:right w:val="none" w:sz="0" w:space="0" w:color="000000"/>
+              </w:pBdr>
+              <w:spacing w:after="100" w:before="100" w:line="240"/>
+              <w:ind w:left="100" w:right="100" w:firstLine="0" w:firstLineChars="0"/>
+              <w:rPr>
+                <w:rFonts w:ascii="Arial" w:hAnsi="Arial" w:eastAsia="Arial" w:cs="Arial"/>
+                <w:i w:val="false"/>
+                <w:b w:val="false"/>
+                <w:u w:val="none"/>
+                <w:strike w:val="false"/>
+                <w:sz w:val="22"/>
+                <w:szCs w:val="22"/>
+                <w:color w:val="000000"/>
+              </w:rPr>
+            </w:pPr>
+            <w:r>
+              <w:rPr>
+                <w:rFonts w:ascii="Arial" w:hAnsi="Arial" w:eastAsia="Arial" w:cs="Arial"/>
+                <w:i w:val="false"/>
+                <w:b w:val="false"/>
+                <w:u w:val="none"/>
+                <w:strike w:val="false"/>
                 <w:sz w:val="22"/>
                 <w:szCs w:val="22"/>
                 <w:color w:val="000000"/>
@@ -584,23 +704,33 @@
           </w:tcPr>
           <w:p>
             <w:pPr>
-              <w:pStyle w:val="Normal"/>
-              <w:jc w:val="left"/>
-              <w:pBdr>
-                <w:bottom w:val="none" w:sz="0" w:space="0" w:color="000000"/>
-                <w:top w:val="none" w:sz="0" w:space="0" w:color="000000"/>
-                <w:left w:val="none" w:sz="0" w:space="0" w:color="000000"/>
-                <w:right w:val="none" w:sz="0" w:space="0" w:color="000000"/>
-              </w:pBdr>
-              <w:spacing w:after="100" w:before="100" w:line="240"/>
-              <w:ind w:left="100" w:right="100" w:firstLine="0" w:firstLineChars="0"/>
-            </w:pPr>
-            <w:r>
-              <w:rPr>
-                <w:rFonts w:ascii="Arial" w:hAnsi="Arial" w:eastAsia="Arial" w:cs="Arial"/>
-                <w:i w:val="false"/>
-                <w:b w:val="false"/>
-                <w:u w:val="none"/>
+              <w:jc w:val="left"/>
+              <w:pBdr>
+                <w:bottom w:val="none" w:sz="0" w:space="0" w:color="000000"/>
+                <w:top w:val="none" w:sz="0" w:space="0" w:color="000000"/>
+                <w:left w:val="none" w:sz="0" w:space="0" w:color="000000"/>
+                <w:right w:val="none" w:sz="0" w:space="0" w:color="000000"/>
+              </w:pBdr>
+              <w:spacing w:after="100" w:before="100" w:line="240"/>
+              <w:ind w:left="100" w:right="100" w:firstLine="0" w:firstLineChars="0"/>
+              <w:rPr>
+                <w:rFonts w:ascii="Arial" w:hAnsi="Arial" w:eastAsia="Arial" w:cs="Arial"/>
+                <w:i w:val="false"/>
+                <w:b w:val="false"/>
+                <w:u w:val="none"/>
+                <w:strike w:val="false"/>
+                <w:sz w:val="22"/>
+                <w:szCs w:val="22"/>
+                <w:color w:val="000000"/>
+              </w:rPr>
+            </w:pPr>
+            <w:r>
+              <w:rPr>
+                <w:rFonts w:ascii="Arial" w:hAnsi="Arial" w:eastAsia="Arial" w:cs="Arial"/>
+                <w:i w:val="false"/>
+                <w:b w:val="false"/>
+                <w:u w:val="none"/>
+                <w:strike w:val="false"/>
                 <w:sz w:val="22"/>
                 <w:szCs w:val="22"/>
                 <w:color w:val="000000"/>
@@ -628,23 +758,33 @@
           </w:tcPr>
           <w:p>
             <w:pPr>
-              <w:pStyle w:val="Normal"/>
-              <w:jc w:val="left"/>
-              <w:pBdr>
-                <w:bottom w:val="none" w:sz="0" w:space="0" w:color="000000"/>
-                <w:top w:val="none" w:sz="0" w:space="0" w:color="000000"/>
-                <w:left w:val="none" w:sz="0" w:space="0" w:color="000000"/>
-                <w:right w:val="none" w:sz="0" w:space="0" w:color="000000"/>
-              </w:pBdr>
-              <w:spacing w:after="100" w:before="100" w:line="240"/>
-              <w:ind w:left="100" w:right="100" w:firstLine="0" w:firstLineChars="0"/>
-            </w:pPr>
-            <w:r>
-              <w:rPr>
-                <w:rFonts w:ascii="Arial" w:hAnsi="Arial" w:eastAsia="Arial" w:cs="Arial"/>
-                <w:i w:val="false"/>
-                <w:b w:val="false"/>
-                <w:u w:val="none"/>
+              <w:jc w:val="left"/>
+              <w:pBdr>
+                <w:bottom w:val="none" w:sz="0" w:space="0" w:color="000000"/>
+                <w:top w:val="none" w:sz="0" w:space="0" w:color="000000"/>
+                <w:left w:val="none" w:sz="0" w:space="0" w:color="000000"/>
+                <w:right w:val="none" w:sz="0" w:space="0" w:color="000000"/>
+              </w:pBdr>
+              <w:spacing w:after="100" w:before="100" w:line="240"/>
+              <w:ind w:left="100" w:right="100" w:firstLine="0" w:firstLineChars="0"/>
+              <w:rPr>
+                <w:rFonts w:ascii="Arial" w:hAnsi="Arial" w:eastAsia="Arial" w:cs="Arial"/>
+                <w:i w:val="false"/>
+                <w:b w:val="false"/>
+                <w:u w:val="none"/>
+                <w:strike w:val="false"/>
+                <w:sz w:val="22"/>
+                <w:szCs w:val="22"/>
+                <w:color w:val="000000"/>
+              </w:rPr>
+            </w:pPr>
+            <w:r>
+              <w:rPr>
+                <w:rFonts w:ascii="Arial" w:hAnsi="Arial" w:eastAsia="Arial" w:cs="Arial"/>
+                <w:i w:val="false"/>
+                <w:b w:val="false"/>
+                <w:u w:val="none"/>
+                <w:strike w:val="false"/>
                 <w:sz w:val="22"/>
                 <w:szCs w:val="22"/>
                 <w:color w:val="000000"/>
@@ -678,23 +818,33 @@
           </w:tcPr>
           <w:p>
             <w:pPr>
-              <w:pStyle w:val="Normal"/>
-              <w:jc w:val="left"/>
-              <w:pBdr>
-                <w:bottom w:val="none" w:sz="0" w:space="0" w:color="000000"/>
-                <w:top w:val="none" w:sz="0" w:space="0" w:color="000000"/>
-                <w:left w:val="none" w:sz="0" w:space="0" w:color="000000"/>
-                <w:right w:val="none" w:sz="0" w:space="0" w:color="000000"/>
-              </w:pBdr>
-              <w:spacing w:after="100" w:before="100" w:line="240"/>
-              <w:ind w:left="100" w:right="100" w:firstLine="0" w:firstLineChars="0"/>
-            </w:pPr>
-            <w:r>
-              <w:rPr>
-                <w:rFonts w:ascii="Arial" w:hAnsi="Arial" w:eastAsia="Arial" w:cs="Arial"/>
-                <w:i w:val="false"/>
-                <w:b w:val="false"/>
-                <w:u w:val="none"/>
+              <w:jc w:val="left"/>
+              <w:pBdr>
+                <w:bottom w:val="none" w:sz="0" w:space="0" w:color="000000"/>
+                <w:top w:val="none" w:sz="0" w:space="0" w:color="000000"/>
+                <w:left w:val="none" w:sz="0" w:space="0" w:color="000000"/>
+                <w:right w:val="none" w:sz="0" w:space="0" w:color="000000"/>
+              </w:pBdr>
+              <w:spacing w:after="100" w:before="100" w:line="240"/>
+              <w:ind w:left="100" w:right="100" w:firstLine="0" w:firstLineChars="0"/>
+              <w:rPr>
+                <w:rFonts w:ascii="Arial" w:hAnsi="Arial" w:eastAsia="Arial" w:cs="Arial"/>
+                <w:i w:val="false"/>
+                <w:b w:val="false"/>
+                <w:u w:val="none"/>
+                <w:strike w:val="false"/>
+                <w:sz w:val="22"/>
+                <w:szCs w:val="22"/>
+                <w:color w:val="000000"/>
+              </w:rPr>
+            </w:pPr>
+            <w:r>
+              <w:rPr>
+                <w:rFonts w:ascii="Arial" w:hAnsi="Arial" w:eastAsia="Arial" w:cs="Arial"/>
+                <w:i w:val="false"/>
+                <w:b w:val="false"/>
+                <w:u w:val="none"/>
+                <w:strike w:val="false"/>
                 <w:sz w:val="22"/>
                 <w:szCs w:val="22"/>
                 <w:color w:val="000000"/>
@@ -722,23 +872,33 @@
           </w:tcPr>
           <w:p>
             <w:pPr>
-              <w:pStyle w:val="Normal"/>
-              <w:jc w:val="left"/>
-              <w:pBdr>
-                <w:bottom w:val="none" w:sz="0" w:space="0" w:color="000000"/>
-                <w:top w:val="none" w:sz="0" w:space="0" w:color="000000"/>
-                <w:left w:val="none" w:sz="0" w:space="0" w:color="000000"/>
-                <w:right w:val="none" w:sz="0" w:space="0" w:color="000000"/>
-              </w:pBdr>
-              <w:spacing w:after="100" w:before="100" w:line="240"/>
-              <w:ind w:left="100" w:right="100" w:firstLine="0" w:firstLineChars="0"/>
-            </w:pPr>
-            <w:r>
-              <w:rPr>
-                <w:rFonts w:ascii="Arial" w:hAnsi="Arial" w:eastAsia="Arial" w:cs="Arial"/>
-                <w:i w:val="false"/>
-                <w:b w:val="false"/>
-                <w:u w:val="none"/>
+              <w:jc w:val="left"/>
+              <w:pBdr>
+                <w:bottom w:val="none" w:sz="0" w:space="0" w:color="000000"/>
+                <w:top w:val="none" w:sz="0" w:space="0" w:color="000000"/>
+                <w:left w:val="none" w:sz="0" w:space="0" w:color="000000"/>
+                <w:right w:val="none" w:sz="0" w:space="0" w:color="000000"/>
+              </w:pBdr>
+              <w:spacing w:after="100" w:before="100" w:line="240"/>
+              <w:ind w:left="100" w:right="100" w:firstLine="0" w:firstLineChars="0"/>
+              <w:rPr>
+                <w:rFonts w:ascii="Arial" w:hAnsi="Arial" w:eastAsia="Arial" w:cs="Arial"/>
+                <w:i w:val="false"/>
+                <w:b w:val="false"/>
+                <w:u w:val="none"/>
+                <w:strike w:val="false"/>
+                <w:sz w:val="22"/>
+                <w:szCs w:val="22"/>
+                <w:color w:val="000000"/>
+              </w:rPr>
+            </w:pPr>
+            <w:r>
+              <w:rPr>
+                <w:rFonts w:ascii="Arial" w:hAnsi="Arial" w:eastAsia="Arial" w:cs="Arial"/>
+                <w:i w:val="false"/>
+                <w:b w:val="false"/>
+                <w:u w:val="none"/>
+                <w:strike w:val="false"/>
                 <w:sz w:val="22"/>
                 <w:szCs w:val="22"/>
                 <w:color w:val="000000"/>
@@ -766,23 +926,33 @@
           </w:tcPr>
           <w:p>
             <w:pPr>
-              <w:pStyle w:val="Normal"/>
-              <w:jc w:val="left"/>
-              <w:pBdr>
-                <w:bottom w:val="none" w:sz="0" w:space="0" w:color="000000"/>
-                <w:top w:val="none" w:sz="0" w:space="0" w:color="000000"/>
-                <w:left w:val="none" w:sz="0" w:space="0" w:color="000000"/>
-                <w:right w:val="none" w:sz="0" w:space="0" w:color="000000"/>
-              </w:pBdr>
-              <w:spacing w:after="100" w:before="100" w:line="240"/>
-              <w:ind w:left="100" w:right="100" w:firstLine="0" w:firstLineChars="0"/>
-            </w:pPr>
-            <w:r>
-              <w:rPr>
-                <w:rFonts w:ascii="Arial" w:hAnsi="Arial" w:eastAsia="Arial" w:cs="Arial"/>
-                <w:i w:val="false"/>
-                <w:b w:val="false"/>
-                <w:u w:val="none"/>
+              <w:jc w:val="left"/>
+              <w:pBdr>
+                <w:bottom w:val="none" w:sz="0" w:space="0" w:color="000000"/>
+                <w:top w:val="none" w:sz="0" w:space="0" w:color="000000"/>
+                <w:left w:val="none" w:sz="0" w:space="0" w:color="000000"/>
+                <w:right w:val="none" w:sz="0" w:space="0" w:color="000000"/>
+              </w:pBdr>
+              <w:spacing w:after="100" w:before="100" w:line="240"/>
+              <w:ind w:left="100" w:right="100" w:firstLine="0" w:firstLineChars="0"/>
+              <w:rPr>
+                <w:rFonts w:ascii="Arial" w:hAnsi="Arial" w:eastAsia="Arial" w:cs="Arial"/>
+                <w:i w:val="false"/>
+                <w:b w:val="false"/>
+                <w:u w:val="none"/>
+                <w:strike w:val="false"/>
+                <w:sz w:val="22"/>
+                <w:szCs w:val="22"/>
+                <w:color w:val="000000"/>
+              </w:rPr>
+            </w:pPr>
+            <w:r>
+              <w:rPr>
+                <w:rFonts w:ascii="Arial" w:hAnsi="Arial" w:eastAsia="Arial" w:cs="Arial"/>
+                <w:i w:val="false"/>
+                <w:b w:val="false"/>
+                <w:u w:val="none"/>
+                <w:strike w:val="false"/>
                 <w:sz w:val="22"/>
                 <w:szCs w:val="22"/>
                 <w:color w:val="000000"/>
@@ -810,23 +980,33 @@
           </w:tcPr>
           <w:p>
             <w:pPr>
-              <w:pStyle w:val="Normal"/>
-              <w:jc w:val="left"/>
-              <w:pBdr>
-                <w:bottom w:val="none" w:sz="0" w:space="0" w:color="000000"/>
-                <w:top w:val="none" w:sz="0" w:space="0" w:color="000000"/>
-                <w:left w:val="none" w:sz="0" w:space="0" w:color="000000"/>
-                <w:right w:val="none" w:sz="0" w:space="0" w:color="000000"/>
-              </w:pBdr>
-              <w:spacing w:after="100" w:before="100" w:line="240"/>
-              <w:ind w:left="100" w:right="100" w:firstLine="0" w:firstLineChars="0"/>
-            </w:pPr>
-            <w:r>
-              <w:rPr>
-                <w:rFonts w:ascii="Arial" w:hAnsi="Arial" w:eastAsia="Arial" w:cs="Arial"/>
-                <w:i w:val="false"/>
-                <w:b w:val="false"/>
-                <w:u w:val="none"/>
+              <w:jc w:val="left"/>
+              <w:pBdr>
+                <w:bottom w:val="none" w:sz="0" w:space="0" w:color="000000"/>
+                <w:top w:val="none" w:sz="0" w:space="0" w:color="000000"/>
+                <w:left w:val="none" w:sz="0" w:space="0" w:color="000000"/>
+                <w:right w:val="none" w:sz="0" w:space="0" w:color="000000"/>
+              </w:pBdr>
+              <w:spacing w:after="100" w:before="100" w:line="240"/>
+              <w:ind w:left="100" w:right="100" w:firstLine="0" w:firstLineChars="0"/>
+              <w:rPr>
+                <w:rFonts w:ascii="Arial" w:hAnsi="Arial" w:eastAsia="Arial" w:cs="Arial"/>
+                <w:i w:val="false"/>
+                <w:b w:val="false"/>
+                <w:u w:val="none"/>
+                <w:strike w:val="false"/>
+                <w:sz w:val="22"/>
+                <w:szCs w:val="22"/>
+                <w:color w:val="000000"/>
+              </w:rPr>
+            </w:pPr>
+            <w:r>
+              <w:rPr>
+                <w:rFonts w:ascii="Arial" w:hAnsi="Arial" w:eastAsia="Arial" w:cs="Arial"/>
+                <w:i w:val="false"/>
+                <w:b w:val="false"/>
+                <w:u w:val="none"/>
+                <w:strike w:val="false"/>
                 <w:sz w:val="22"/>
                 <w:szCs w:val="22"/>
                 <w:color w:val="000000"/>
@@ -854,23 +1034,33 @@
           </w:tcPr>
           <w:p>
             <w:pPr>
-              <w:pStyle w:val="Normal"/>
-              <w:jc w:val="left"/>
-              <w:pBdr>
-                <w:bottom w:val="none" w:sz="0" w:space="0" w:color="000000"/>
-                <w:top w:val="none" w:sz="0" w:space="0" w:color="000000"/>
-                <w:left w:val="none" w:sz="0" w:space="0" w:color="000000"/>
-                <w:right w:val="none" w:sz="0" w:space="0" w:color="000000"/>
-              </w:pBdr>
-              <w:spacing w:after="100" w:before="100" w:line="240"/>
-              <w:ind w:left="100" w:right="100" w:firstLine="0" w:firstLineChars="0"/>
-            </w:pPr>
-            <w:r>
-              <w:rPr>
-                <w:rFonts w:ascii="Arial" w:hAnsi="Arial" w:eastAsia="Arial" w:cs="Arial"/>
-                <w:i w:val="false"/>
-                <w:b w:val="false"/>
-                <w:u w:val="none"/>
+              <w:jc w:val="left"/>
+              <w:pBdr>
+                <w:bottom w:val="none" w:sz="0" w:space="0" w:color="000000"/>
+                <w:top w:val="none" w:sz="0" w:space="0" w:color="000000"/>
+                <w:left w:val="none" w:sz="0" w:space="0" w:color="000000"/>
+                <w:right w:val="none" w:sz="0" w:space="0" w:color="000000"/>
+              </w:pBdr>
+              <w:spacing w:after="100" w:before="100" w:line="240"/>
+              <w:ind w:left="100" w:right="100" w:firstLine="0" w:firstLineChars="0"/>
+              <w:rPr>
+                <w:rFonts w:ascii="Arial" w:hAnsi="Arial" w:eastAsia="Arial" w:cs="Arial"/>
+                <w:i w:val="false"/>
+                <w:b w:val="false"/>
+                <w:u w:val="none"/>
+                <w:strike w:val="false"/>
+                <w:sz w:val="22"/>
+                <w:szCs w:val="22"/>
+                <w:color w:val="000000"/>
+              </w:rPr>
+            </w:pPr>
+            <w:r>
+              <w:rPr>
+                <w:rFonts w:ascii="Arial" w:hAnsi="Arial" w:eastAsia="Arial" w:cs="Arial"/>
+                <w:i w:val="false"/>
+                <w:b w:val="false"/>
+                <w:u w:val="none"/>
+                <w:strike w:val="false"/>
                 <w:sz w:val="22"/>
                 <w:szCs w:val="22"/>
                 <w:color w:val="000000"/>
@@ -898,23 +1088,33 @@
           </w:tcPr>
           <w:p>
             <w:pPr>
-              <w:pStyle w:val="Normal"/>
-              <w:jc w:val="left"/>
-              <w:pBdr>
-                <w:bottom w:val="none" w:sz="0" w:space="0" w:color="000000"/>
-                <w:top w:val="none" w:sz="0" w:space="0" w:color="000000"/>
-                <w:left w:val="none" w:sz="0" w:space="0" w:color="000000"/>
-                <w:right w:val="none" w:sz="0" w:space="0" w:color="000000"/>
-              </w:pBdr>
-              <w:spacing w:after="100" w:before="100" w:line="240"/>
-              <w:ind w:left="100" w:right="100" w:firstLine="0" w:firstLineChars="0"/>
-            </w:pPr>
-            <w:r>
-              <w:rPr>
-                <w:rFonts w:ascii="Arial" w:hAnsi="Arial" w:eastAsia="Arial" w:cs="Arial"/>
-                <w:i w:val="false"/>
-                <w:b w:val="false"/>
-                <w:u w:val="none"/>
+              <w:jc w:val="left"/>
+              <w:pBdr>
+                <w:bottom w:val="none" w:sz="0" w:space="0" w:color="000000"/>
+                <w:top w:val="none" w:sz="0" w:space="0" w:color="000000"/>
+                <w:left w:val="none" w:sz="0" w:space="0" w:color="000000"/>
+                <w:right w:val="none" w:sz="0" w:space="0" w:color="000000"/>
+              </w:pBdr>
+              <w:spacing w:after="100" w:before="100" w:line="240"/>
+              <w:ind w:left="100" w:right="100" w:firstLine="0" w:firstLineChars="0"/>
+              <w:rPr>
+                <w:rFonts w:ascii="Arial" w:hAnsi="Arial" w:eastAsia="Arial" w:cs="Arial"/>
+                <w:i w:val="false"/>
+                <w:b w:val="false"/>
+                <w:u w:val="none"/>
+                <w:strike w:val="false"/>
+                <w:sz w:val="22"/>
+                <w:szCs w:val="22"/>
+                <w:color w:val="000000"/>
+              </w:rPr>
+            </w:pPr>
+            <w:r>
+              <w:rPr>
+                <w:rFonts w:ascii="Arial" w:hAnsi="Arial" w:eastAsia="Arial" w:cs="Arial"/>
+                <w:i w:val="false"/>
+                <w:b w:val="false"/>
+                <w:u w:val="none"/>
+                <w:strike w:val="false"/>
                 <w:sz w:val="22"/>
                 <w:szCs w:val="22"/>
                 <w:color w:val="000000"/>
@@ -942,23 +1142,33 @@
           </w:tcPr>
           <w:p>
             <w:pPr>
-              <w:pStyle w:val="Normal"/>
-              <w:jc w:val="left"/>
-              <w:pBdr>
-                <w:bottom w:val="none" w:sz="0" w:space="0" w:color="000000"/>
-                <w:top w:val="none" w:sz="0" w:space="0" w:color="000000"/>
-                <w:left w:val="none" w:sz="0" w:space="0" w:color="000000"/>
-                <w:right w:val="none" w:sz="0" w:space="0" w:color="000000"/>
-              </w:pBdr>
-              <w:spacing w:after="100" w:before="100" w:line="240"/>
-              <w:ind w:left="100" w:right="100" w:firstLine="0" w:firstLineChars="0"/>
-            </w:pPr>
-            <w:r>
-              <w:rPr>
-                <w:rFonts w:ascii="Arial" w:hAnsi="Arial" w:eastAsia="Arial" w:cs="Arial"/>
-                <w:i w:val="false"/>
-                <w:b w:val="false"/>
-                <w:u w:val="none"/>
+              <w:jc w:val="left"/>
+              <w:pBdr>
+                <w:bottom w:val="none" w:sz="0" w:space="0" w:color="000000"/>
+                <w:top w:val="none" w:sz="0" w:space="0" w:color="000000"/>
+                <w:left w:val="none" w:sz="0" w:space="0" w:color="000000"/>
+                <w:right w:val="none" w:sz="0" w:space="0" w:color="000000"/>
+              </w:pBdr>
+              <w:spacing w:after="100" w:before="100" w:line="240"/>
+              <w:ind w:left="100" w:right="100" w:firstLine="0" w:firstLineChars="0"/>
+              <w:rPr>
+                <w:rFonts w:ascii="Arial" w:hAnsi="Arial" w:eastAsia="Arial" w:cs="Arial"/>
+                <w:i w:val="false"/>
+                <w:b w:val="false"/>
+                <w:u w:val="none"/>
+                <w:strike w:val="false"/>
+                <w:sz w:val="22"/>
+                <w:szCs w:val="22"/>
+                <w:color w:val="000000"/>
+              </w:rPr>
+            </w:pPr>
+            <w:r>
+              <w:rPr>
+                <w:rFonts w:ascii="Arial" w:hAnsi="Arial" w:eastAsia="Arial" w:cs="Arial"/>
+                <w:i w:val="false"/>
+                <w:b w:val="false"/>
+                <w:u w:val="none"/>
+                <w:strike w:val="false"/>
                 <w:sz w:val="22"/>
                 <w:szCs w:val="22"/>
                 <w:color w:val="000000"/>
@@ -992,23 +1202,33 @@
           </w:tcPr>
           <w:p>
             <w:pPr>
-              <w:pStyle w:val="Normal"/>
-              <w:jc w:val="left"/>
-              <w:pBdr>
-                <w:bottom w:val="none" w:sz="0" w:space="0" w:color="000000"/>
-                <w:top w:val="none" w:sz="0" w:space="0" w:color="000000"/>
-                <w:left w:val="none" w:sz="0" w:space="0" w:color="000000"/>
-                <w:right w:val="none" w:sz="0" w:space="0" w:color="000000"/>
-              </w:pBdr>
-              <w:spacing w:after="100" w:before="100" w:line="240"/>
-              <w:ind w:left="100" w:right="100" w:firstLine="0" w:firstLineChars="0"/>
-            </w:pPr>
-            <w:r>
-              <w:rPr>
-                <w:rFonts w:ascii="Arial" w:hAnsi="Arial" w:eastAsia="Arial" w:cs="Arial"/>
-                <w:i w:val="false"/>
-                <w:b w:val="false"/>
-                <w:u w:val="none"/>
+              <w:jc w:val="left"/>
+              <w:pBdr>
+                <w:bottom w:val="none" w:sz="0" w:space="0" w:color="000000"/>
+                <w:top w:val="none" w:sz="0" w:space="0" w:color="000000"/>
+                <w:left w:val="none" w:sz="0" w:space="0" w:color="000000"/>
+                <w:right w:val="none" w:sz="0" w:space="0" w:color="000000"/>
+              </w:pBdr>
+              <w:spacing w:after="100" w:before="100" w:line="240"/>
+              <w:ind w:left="100" w:right="100" w:firstLine="0" w:firstLineChars="0"/>
+              <w:rPr>
+                <w:rFonts w:ascii="Arial" w:hAnsi="Arial" w:eastAsia="Arial" w:cs="Arial"/>
+                <w:i w:val="false"/>
+                <w:b w:val="false"/>
+                <w:u w:val="none"/>
+                <w:strike w:val="false"/>
+                <w:sz w:val="22"/>
+                <w:szCs w:val="22"/>
+                <w:color w:val="000000"/>
+              </w:rPr>
+            </w:pPr>
+            <w:r>
+              <w:rPr>
+                <w:rFonts w:ascii="Arial" w:hAnsi="Arial" w:eastAsia="Arial" w:cs="Arial"/>
+                <w:i w:val="false"/>
+                <w:b w:val="false"/>
+                <w:u w:val="none"/>
+                <w:strike w:val="false"/>
                 <w:sz w:val="22"/>
                 <w:szCs w:val="22"/>
                 <w:color w:val="000000"/>
@@ -1036,23 +1256,33 @@
           </w:tcPr>
           <w:p>
             <w:pPr>
-              <w:pStyle w:val="Normal"/>
-              <w:jc w:val="left"/>
-              <w:pBdr>
-                <w:bottom w:val="none" w:sz="0" w:space="0" w:color="000000"/>
-                <w:top w:val="none" w:sz="0" w:space="0" w:color="000000"/>
-                <w:left w:val="none" w:sz="0" w:space="0" w:color="000000"/>
-                <w:right w:val="none" w:sz="0" w:space="0" w:color="000000"/>
-              </w:pBdr>
-              <w:spacing w:after="100" w:before="100" w:line="240"/>
-              <w:ind w:left="100" w:right="100" w:firstLine="0" w:firstLineChars="0"/>
-            </w:pPr>
-            <w:r>
-              <w:rPr>
-                <w:rFonts w:ascii="Arial" w:hAnsi="Arial" w:eastAsia="Arial" w:cs="Arial"/>
-                <w:i w:val="false"/>
-                <w:b w:val="false"/>
-                <w:u w:val="none"/>
+              <w:jc w:val="left"/>
+              <w:pBdr>
+                <w:bottom w:val="none" w:sz="0" w:space="0" w:color="000000"/>
+                <w:top w:val="none" w:sz="0" w:space="0" w:color="000000"/>
+                <w:left w:val="none" w:sz="0" w:space="0" w:color="000000"/>
+                <w:right w:val="none" w:sz="0" w:space="0" w:color="000000"/>
+              </w:pBdr>
+              <w:spacing w:after="100" w:before="100" w:line="240"/>
+              <w:ind w:left="100" w:right="100" w:firstLine="0" w:firstLineChars="0"/>
+              <w:rPr>
+                <w:rFonts w:ascii="Arial" w:hAnsi="Arial" w:eastAsia="Arial" w:cs="Arial"/>
+                <w:i w:val="false"/>
+                <w:b w:val="false"/>
+                <w:u w:val="none"/>
+                <w:strike w:val="false"/>
+                <w:sz w:val="22"/>
+                <w:szCs w:val="22"/>
+                <w:color w:val="000000"/>
+              </w:rPr>
+            </w:pPr>
+            <w:r>
+              <w:rPr>
+                <w:rFonts w:ascii="Arial" w:hAnsi="Arial" w:eastAsia="Arial" w:cs="Arial"/>
+                <w:i w:val="false"/>
+                <w:b w:val="false"/>
+                <w:u w:val="none"/>
+                <w:strike w:val="false"/>
                 <w:sz w:val="22"/>
                 <w:szCs w:val="22"/>
                 <w:color w:val="000000"/>
@@ -1080,23 +1310,33 @@
           </w:tcPr>
           <w:p>
             <w:pPr>
-              <w:pStyle w:val="Normal"/>
-              <w:jc w:val="left"/>
-              <w:pBdr>
-                <w:bottom w:val="none" w:sz="0" w:space="0" w:color="000000"/>
-                <w:top w:val="none" w:sz="0" w:space="0" w:color="000000"/>
-                <w:left w:val="none" w:sz="0" w:space="0" w:color="000000"/>
-                <w:right w:val="none" w:sz="0" w:space="0" w:color="000000"/>
-              </w:pBdr>
-              <w:spacing w:after="100" w:before="100" w:line="240"/>
-              <w:ind w:left="100" w:right="100" w:firstLine="0" w:firstLineChars="0"/>
-            </w:pPr>
-            <w:r>
-              <w:rPr>
-                <w:rFonts w:ascii="Arial" w:hAnsi="Arial" w:eastAsia="Arial" w:cs="Arial"/>
-                <w:i w:val="false"/>
-                <w:b w:val="false"/>
-                <w:u w:val="none"/>
+              <w:jc w:val="left"/>
+              <w:pBdr>
+                <w:bottom w:val="none" w:sz="0" w:space="0" w:color="000000"/>
+                <w:top w:val="none" w:sz="0" w:space="0" w:color="000000"/>
+                <w:left w:val="none" w:sz="0" w:space="0" w:color="000000"/>
+                <w:right w:val="none" w:sz="0" w:space="0" w:color="000000"/>
+              </w:pBdr>
+              <w:spacing w:after="100" w:before="100" w:line="240"/>
+              <w:ind w:left="100" w:right="100" w:firstLine="0" w:firstLineChars="0"/>
+              <w:rPr>
+                <w:rFonts w:ascii="Arial" w:hAnsi="Arial" w:eastAsia="Arial" w:cs="Arial"/>
+                <w:i w:val="false"/>
+                <w:b w:val="false"/>
+                <w:u w:val="none"/>
+                <w:strike w:val="false"/>
+                <w:sz w:val="22"/>
+                <w:szCs w:val="22"/>
+                <w:color w:val="000000"/>
+              </w:rPr>
+            </w:pPr>
+            <w:r>
+              <w:rPr>
+                <w:rFonts w:ascii="Arial" w:hAnsi="Arial" w:eastAsia="Arial" w:cs="Arial"/>
+                <w:i w:val="false"/>
+                <w:b w:val="false"/>
+                <w:u w:val="none"/>
+                <w:strike w:val="false"/>
                 <w:sz w:val="22"/>
                 <w:szCs w:val="22"/>
                 <w:color w:val="000000"/>
@@ -1124,23 +1364,33 @@
           </w:tcPr>
           <w:p>
             <w:pPr>
-              <w:pStyle w:val="Normal"/>
-              <w:jc w:val="left"/>
-              <w:pBdr>
-                <w:bottom w:val="none" w:sz="0" w:space="0" w:color="000000"/>
-                <w:top w:val="none" w:sz="0" w:space="0" w:color="000000"/>
-                <w:left w:val="none" w:sz="0" w:space="0" w:color="000000"/>
-                <w:right w:val="none" w:sz="0" w:space="0" w:color="000000"/>
-              </w:pBdr>
-              <w:spacing w:after="100" w:before="100" w:line="240"/>
-              <w:ind w:left="100" w:right="100" w:firstLine="0" w:firstLineChars="0"/>
-            </w:pPr>
-            <w:r>
-              <w:rPr>
-                <w:rFonts w:ascii="Arial" w:hAnsi="Arial" w:eastAsia="Arial" w:cs="Arial"/>
-                <w:i w:val="false"/>
-                <w:b w:val="false"/>
-                <w:u w:val="none"/>
+              <w:jc w:val="left"/>
+              <w:pBdr>
+                <w:bottom w:val="none" w:sz="0" w:space="0" w:color="000000"/>
+                <w:top w:val="none" w:sz="0" w:space="0" w:color="000000"/>
+                <w:left w:val="none" w:sz="0" w:space="0" w:color="000000"/>
+                <w:right w:val="none" w:sz="0" w:space="0" w:color="000000"/>
+              </w:pBdr>
+              <w:spacing w:after="100" w:before="100" w:line="240"/>
+              <w:ind w:left="100" w:right="100" w:firstLine="0" w:firstLineChars="0"/>
+              <w:rPr>
+                <w:rFonts w:ascii="Arial" w:hAnsi="Arial" w:eastAsia="Arial" w:cs="Arial"/>
+                <w:i w:val="false"/>
+                <w:b w:val="false"/>
+                <w:u w:val="none"/>
+                <w:strike w:val="false"/>
+                <w:sz w:val="22"/>
+                <w:szCs w:val="22"/>
+                <w:color w:val="000000"/>
+              </w:rPr>
+            </w:pPr>
+            <w:r>
+              <w:rPr>
+                <w:rFonts w:ascii="Arial" w:hAnsi="Arial" w:eastAsia="Arial" w:cs="Arial"/>
+                <w:i w:val="false"/>
+                <w:b w:val="false"/>
+                <w:u w:val="none"/>
+                <w:strike w:val="false"/>
                 <w:sz w:val="22"/>
                 <w:szCs w:val="22"/>
                 <w:color w:val="000000"/>
@@ -1168,23 +1418,33 @@
           </w:tcPr>
           <w:p>
             <w:pPr>
-              <w:pStyle w:val="Normal"/>
-              <w:jc w:val="left"/>
-              <w:pBdr>
-                <w:bottom w:val="none" w:sz="0" w:space="0" w:color="000000"/>
-                <w:top w:val="none" w:sz="0" w:space="0" w:color="000000"/>
-                <w:left w:val="none" w:sz="0" w:space="0" w:color="000000"/>
-                <w:right w:val="none" w:sz="0" w:space="0" w:color="000000"/>
-              </w:pBdr>
-              <w:spacing w:after="100" w:before="100" w:line="240"/>
-              <w:ind w:left="100" w:right="100" w:firstLine="0" w:firstLineChars="0"/>
-            </w:pPr>
-            <w:r>
-              <w:rPr>
-                <w:rFonts w:ascii="Arial" w:hAnsi="Arial" w:eastAsia="Arial" w:cs="Arial"/>
-                <w:i w:val="false"/>
-                <w:b w:val="false"/>
-                <w:u w:val="none"/>
+              <w:jc w:val="left"/>
+              <w:pBdr>
+                <w:bottom w:val="none" w:sz="0" w:space="0" w:color="000000"/>
+                <w:top w:val="none" w:sz="0" w:space="0" w:color="000000"/>
+                <w:left w:val="none" w:sz="0" w:space="0" w:color="000000"/>
+                <w:right w:val="none" w:sz="0" w:space="0" w:color="000000"/>
+              </w:pBdr>
+              <w:spacing w:after="100" w:before="100" w:line="240"/>
+              <w:ind w:left="100" w:right="100" w:firstLine="0" w:firstLineChars="0"/>
+              <w:rPr>
+                <w:rFonts w:ascii="Arial" w:hAnsi="Arial" w:eastAsia="Arial" w:cs="Arial"/>
+                <w:i w:val="false"/>
+                <w:b w:val="false"/>
+                <w:u w:val="none"/>
+                <w:strike w:val="false"/>
+                <w:sz w:val="22"/>
+                <w:szCs w:val="22"/>
+                <w:color w:val="000000"/>
+              </w:rPr>
+            </w:pPr>
+            <w:r>
+              <w:rPr>
+                <w:rFonts w:ascii="Arial" w:hAnsi="Arial" w:eastAsia="Arial" w:cs="Arial"/>
+                <w:i w:val="false"/>
+                <w:b w:val="false"/>
+                <w:u w:val="none"/>
+                <w:strike w:val="false"/>
                 <w:sz w:val="22"/>
                 <w:szCs w:val="22"/>
                 <w:color w:val="000000"/>
@@ -1212,23 +1472,33 @@
           </w:tcPr>
           <w:p>
             <w:pPr>
-              <w:pStyle w:val="Normal"/>
-              <w:jc w:val="left"/>
-              <w:pBdr>
-                <w:bottom w:val="none" w:sz="0" w:space="0" w:color="000000"/>
-                <w:top w:val="none" w:sz="0" w:space="0" w:color="000000"/>
-                <w:left w:val="none" w:sz="0" w:space="0" w:color="000000"/>
-                <w:right w:val="none" w:sz="0" w:space="0" w:color="000000"/>
-              </w:pBdr>
-              <w:spacing w:after="100" w:before="100" w:line="240"/>
-              <w:ind w:left="100" w:right="100" w:firstLine="0" w:firstLineChars="0"/>
-            </w:pPr>
-            <w:r>
-              <w:rPr>
-                <w:rFonts w:ascii="Arial" w:hAnsi="Arial" w:eastAsia="Arial" w:cs="Arial"/>
-                <w:i w:val="false"/>
-                <w:b w:val="false"/>
-                <w:u w:val="none"/>
+              <w:jc w:val="left"/>
+              <w:pBdr>
+                <w:bottom w:val="none" w:sz="0" w:space="0" w:color="000000"/>
+                <w:top w:val="none" w:sz="0" w:space="0" w:color="000000"/>
+                <w:left w:val="none" w:sz="0" w:space="0" w:color="000000"/>
+                <w:right w:val="none" w:sz="0" w:space="0" w:color="000000"/>
+              </w:pBdr>
+              <w:spacing w:after="100" w:before="100" w:line="240"/>
+              <w:ind w:left="100" w:right="100" w:firstLine="0" w:firstLineChars="0"/>
+              <w:rPr>
+                <w:rFonts w:ascii="Arial" w:hAnsi="Arial" w:eastAsia="Arial" w:cs="Arial"/>
+                <w:i w:val="false"/>
+                <w:b w:val="false"/>
+                <w:u w:val="none"/>
+                <w:strike w:val="false"/>
+                <w:sz w:val="22"/>
+                <w:szCs w:val="22"/>
+                <w:color w:val="000000"/>
+              </w:rPr>
+            </w:pPr>
+            <w:r>
+              <w:rPr>
+                <w:rFonts w:ascii="Arial" w:hAnsi="Arial" w:eastAsia="Arial" w:cs="Arial"/>
+                <w:i w:val="false"/>
+                <w:b w:val="false"/>
+                <w:u w:val="none"/>
+                <w:strike w:val="false"/>
                 <w:sz w:val="22"/>
                 <w:szCs w:val="22"/>
                 <w:color w:val="000000"/>
@@ -1256,23 +1526,33 @@
           </w:tcPr>
           <w:p>
             <w:pPr>
-              <w:pStyle w:val="Normal"/>
-              <w:jc w:val="left"/>
-              <w:pBdr>
-                <w:bottom w:val="none" w:sz="0" w:space="0" w:color="000000"/>
-                <w:top w:val="none" w:sz="0" w:space="0" w:color="000000"/>
-                <w:left w:val="none" w:sz="0" w:space="0" w:color="000000"/>
-                <w:right w:val="none" w:sz="0" w:space="0" w:color="000000"/>
-              </w:pBdr>
-              <w:spacing w:after="100" w:before="100" w:line="240"/>
-              <w:ind w:left="100" w:right="100" w:firstLine="0" w:firstLineChars="0"/>
-            </w:pPr>
-            <w:r>
-              <w:rPr>
-                <w:rFonts w:ascii="Arial" w:hAnsi="Arial" w:eastAsia="Arial" w:cs="Arial"/>
-                <w:i w:val="false"/>
-                <w:b w:val="false"/>
-                <w:u w:val="none"/>
+              <w:jc w:val="left"/>
+              <w:pBdr>
+                <w:bottom w:val="none" w:sz="0" w:space="0" w:color="000000"/>
+                <w:top w:val="none" w:sz="0" w:space="0" w:color="000000"/>
+                <w:left w:val="none" w:sz="0" w:space="0" w:color="000000"/>
+                <w:right w:val="none" w:sz="0" w:space="0" w:color="000000"/>
+              </w:pBdr>
+              <w:spacing w:after="100" w:before="100" w:line="240"/>
+              <w:ind w:left="100" w:right="100" w:firstLine="0" w:firstLineChars="0"/>
+              <w:rPr>
+                <w:rFonts w:ascii="Arial" w:hAnsi="Arial" w:eastAsia="Arial" w:cs="Arial"/>
+                <w:i w:val="false"/>
+                <w:b w:val="false"/>
+                <w:u w:val="none"/>
+                <w:strike w:val="false"/>
+                <w:sz w:val="22"/>
+                <w:szCs w:val="22"/>
+                <w:color w:val="000000"/>
+              </w:rPr>
+            </w:pPr>
+            <w:r>
+              <w:rPr>
+                <w:rFonts w:ascii="Arial" w:hAnsi="Arial" w:eastAsia="Arial" w:cs="Arial"/>
+                <w:i w:val="false"/>
+                <w:b w:val="false"/>
+                <w:u w:val="none"/>
+                <w:strike w:val="false"/>
                 <w:sz w:val="22"/>
                 <w:szCs w:val="22"/>
                 <w:color w:val="000000"/>
@@ -1306,23 +1586,33 @@
           </w:tcPr>
           <w:p>
             <w:pPr>
-              <w:pStyle w:val="Normal"/>
-              <w:jc w:val="left"/>
-              <w:pBdr>
-                <w:bottom w:val="none" w:sz="0" w:space="0" w:color="000000"/>
-                <w:top w:val="none" w:sz="0" w:space="0" w:color="000000"/>
-                <w:left w:val="none" w:sz="0" w:space="0" w:color="000000"/>
-                <w:right w:val="none" w:sz="0" w:space="0" w:color="000000"/>
-              </w:pBdr>
-              <w:spacing w:after="100" w:before="100" w:line="240"/>
-              <w:ind w:left="100" w:right="100" w:firstLine="0" w:firstLineChars="0"/>
-            </w:pPr>
-            <w:r>
-              <w:rPr>
-                <w:rFonts w:ascii="Arial" w:hAnsi="Arial" w:eastAsia="Arial" w:cs="Arial"/>
-                <w:i w:val="false"/>
-                <w:b w:val="false"/>
-                <w:u w:val="none"/>
+              <w:jc w:val="left"/>
+              <w:pBdr>
+                <w:bottom w:val="none" w:sz="0" w:space="0" w:color="000000"/>
+                <w:top w:val="none" w:sz="0" w:space="0" w:color="000000"/>
+                <w:left w:val="none" w:sz="0" w:space="0" w:color="000000"/>
+                <w:right w:val="none" w:sz="0" w:space="0" w:color="000000"/>
+              </w:pBdr>
+              <w:spacing w:after="100" w:before="100" w:line="240"/>
+              <w:ind w:left="100" w:right="100" w:firstLine="0" w:firstLineChars="0"/>
+              <w:rPr>
+                <w:rFonts w:ascii="Arial" w:hAnsi="Arial" w:eastAsia="Arial" w:cs="Arial"/>
+                <w:i w:val="false"/>
+                <w:b w:val="false"/>
+                <w:u w:val="none"/>
+                <w:strike w:val="false"/>
+                <w:sz w:val="22"/>
+                <w:szCs w:val="22"/>
+                <w:color w:val="000000"/>
+              </w:rPr>
+            </w:pPr>
+            <w:r>
+              <w:rPr>
+                <w:rFonts w:ascii="Arial" w:hAnsi="Arial" w:eastAsia="Arial" w:cs="Arial"/>
+                <w:i w:val="false"/>
+                <w:b w:val="false"/>
+                <w:u w:val="none"/>
+                <w:strike w:val="false"/>
                 <w:sz w:val="22"/>
                 <w:szCs w:val="22"/>
                 <w:color w:val="000000"/>
@@ -1350,23 +1640,33 @@
           </w:tcPr>
           <w:p>
             <w:pPr>
-              <w:pStyle w:val="Normal"/>
-              <w:jc w:val="left"/>
-              <w:pBdr>
-                <w:bottom w:val="none" w:sz="0" w:space="0" w:color="000000"/>
-                <w:top w:val="none" w:sz="0" w:space="0" w:color="000000"/>
-                <w:left w:val="none" w:sz="0" w:space="0" w:color="000000"/>
-                <w:right w:val="none" w:sz="0" w:space="0" w:color="000000"/>
-              </w:pBdr>
-              <w:spacing w:after="100" w:before="100" w:line="240"/>
-              <w:ind w:left="100" w:right="100" w:firstLine="0" w:firstLineChars="0"/>
-            </w:pPr>
-            <w:r>
-              <w:rPr>
-                <w:rFonts w:ascii="Arial" w:hAnsi="Arial" w:eastAsia="Arial" w:cs="Arial"/>
-                <w:i w:val="false"/>
-                <w:b w:val="false"/>
-                <w:u w:val="none"/>
+              <w:jc w:val="left"/>
+              <w:pBdr>
+                <w:bottom w:val="none" w:sz="0" w:space="0" w:color="000000"/>
+                <w:top w:val="none" w:sz="0" w:space="0" w:color="000000"/>
+                <w:left w:val="none" w:sz="0" w:space="0" w:color="000000"/>
+                <w:right w:val="none" w:sz="0" w:space="0" w:color="000000"/>
+              </w:pBdr>
+              <w:spacing w:after="100" w:before="100" w:line="240"/>
+              <w:ind w:left="100" w:right="100" w:firstLine="0" w:firstLineChars="0"/>
+              <w:rPr>
+                <w:rFonts w:ascii="Arial" w:hAnsi="Arial" w:eastAsia="Arial" w:cs="Arial"/>
+                <w:i w:val="false"/>
+                <w:b w:val="false"/>
+                <w:u w:val="none"/>
+                <w:strike w:val="false"/>
+                <w:sz w:val="22"/>
+                <w:szCs w:val="22"/>
+                <w:color w:val="000000"/>
+              </w:rPr>
+            </w:pPr>
+            <w:r>
+              <w:rPr>
+                <w:rFonts w:ascii="Arial" w:hAnsi="Arial" w:eastAsia="Arial" w:cs="Arial"/>
+                <w:i w:val="false"/>
+                <w:b w:val="false"/>
+                <w:u w:val="none"/>
+                <w:strike w:val="false"/>
                 <w:sz w:val="22"/>
                 <w:szCs w:val="22"/>
                 <w:color w:val="000000"/>
@@ -1394,23 +1694,33 @@
           </w:tcPr>
           <w:p>
             <w:pPr>
-              <w:pStyle w:val="Normal"/>
-              <w:jc w:val="left"/>
-              <w:pBdr>
-                <w:bottom w:val="none" w:sz="0" w:space="0" w:color="000000"/>
-                <w:top w:val="none" w:sz="0" w:space="0" w:color="000000"/>
-                <w:left w:val="none" w:sz="0" w:space="0" w:color="000000"/>
-                <w:right w:val="none" w:sz="0" w:space="0" w:color="000000"/>
-              </w:pBdr>
-              <w:spacing w:after="100" w:before="100" w:line="240"/>
-              <w:ind w:left="100" w:right="100" w:firstLine="0" w:firstLineChars="0"/>
-            </w:pPr>
-            <w:r>
-              <w:rPr>
-                <w:rFonts w:ascii="Arial" w:hAnsi="Arial" w:eastAsia="Arial" w:cs="Arial"/>
-                <w:i w:val="false"/>
-                <w:b w:val="false"/>
-                <w:u w:val="none"/>
+              <w:jc w:val="left"/>
+              <w:pBdr>
+                <w:bottom w:val="none" w:sz="0" w:space="0" w:color="000000"/>
+                <w:top w:val="none" w:sz="0" w:space="0" w:color="000000"/>
+                <w:left w:val="none" w:sz="0" w:space="0" w:color="000000"/>
+                <w:right w:val="none" w:sz="0" w:space="0" w:color="000000"/>
+              </w:pBdr>
+              <w:spacing w:after="100" w:before="100" w:line="240"/>
+              <w:ind w:left="100" w:right="100" w:firstLine="0" w:firstLineChars="0"/>
+              <w:rPr>
+                <w:rFonts w:ascii="Arial" w:hAnsi="Arial" w:eastAsia="Arial" w:cs="Arial"/>
+                <w:i w:val="false"/>
+                <w:b w:val="false"/>
+                <w:u w:val="none"/>
+                <w:strike w:val="false"/>
+                <w:sz w:val="22"/>
+                <w:szCs w:val="22"/>
+                <w:color w:val="000000"/>
+              </w:rPr>
+            </w:pPr>
+            <w:r>
+              <w:rPr>
+                <w:rFonts w:ascii="Arial" w:hAnsi="Arial" w:eastAsia="Arial" w:cs="Arial"/>
+                <w:i w:val="false"/>
+                <w:b w:val="false"/>
+                <w:u w:val="none"/>
+                <w:strike w:val="false"/>
                 <w:sz w:val="22"/>
                 <w:szCs w:val="22"/>
                 <w:color w:val="000000"/>
@@ -1438,23 +1748,33 @@
           </w:tcPr>
           <w:p>
             <w:pPr>
-              <w:pStyle w:val="Normal"/>
-              <w:jc w:val="left"/>
-              <w:pBdr>
-                <w:bottom w:val="none" w:sz="0" w:space="0" w:color="000000"/>
-                <w:top w:val="none" w:sz="0" w:space="0" w:color="000000"/>
-                <w:left w:val="none" w:sz="0" w:space="0" w:color="000000"/>
-                <w:right w:val="none" w:sz="0" w:space="0" w:color="000000"/>
-              </w:pBdr>
-              <w:spacing w:after="100" w:before="100" w:line="240"/>
-              <w:ind w:left="100" w:right="100" w:firstLine="0" w:firstLineChars="0"/>
-            </w:pPr>
-            <w:r>
-              <w:rPr>
-                <w:rFonts w:ascii="Arial" w:hAnsi="Arial" w:eastAsia="Arial" w:cs="Arial"/>
-                <w:i w:val="false"/>
-                <w:b w:val="false"/>
-                <w:u w:val="none"/>
+              <w:jc w:val="left"/>
+              <w:pBdr>
+                <w:bottom w:val="none" w:sz="0" w:space="0" w:color="000000"/>
+                <w:top w:val="none" w:sz="0" w:space="0" w:color="000000"/>
+                <w:left w:val="none" w:sz="0" w:space="0" w:color="000000"/>
+                <w:right w:val="none" w:sz="0" w:space="0" w:color="000000"/>
+              </w:pBdr>
+              <w:spacing w:after="100" w:before="100" w:line="240"/>
+              <w:ind w:left="100" w:right="100" w:firstLine="0" w:firstLineChars="0"/>
+              <w:rPr>
+                <w:rFonts w:ascii="Arial" w:hAnsi="Arial" w:eastAsia="Arial" w:cs="Arial"/>
+                <w:i w:val="false"/>
+                <w:b w:val="false"/>
+                <w:u w:val="none"/>
+                <w:strike w:val="false"/>
+                <w:sz w:val="22"/>
+                <w:szCs w:val="22"/>
+                <w:color w:val="000000"/>
+              </w:rPr>
+            </w:pPr>
+            <w:r>
+              <w:rPr>
+                <w:rFonts w:ascii="Arial" w:hAnsi="Arial" w:eastAsia="Arial" w:cs="Arial"/>
+                <w:i w:val="false"/>
+                <w:b w:val="false"/>
+                <w:u w:val="none"/>
+                <w:strike w:val="false"/>
                 <w:sz w:val="22"/>
                 <w:szCs w:val="22"/>
                 <w:color w:val="000000"/>
@@ -1482,23 +1802,33 @@
           </w:tcPr>
           <w:p>
             <w:pPr>
-              <w:pStyle w:val="Normal"/>
-              <w:jc w:val="left"/>
-              <w:pBdr>
-                <w:bottom w:val="none" w:sz="0" w:space="0" w:color="000000"/>
-                <w:top w:val="none" w:sz="0" w:space="0" w:color="000000"/>
-                <w:left w:val="none" w:sz="0" w:space="0" w:color="000000"/>
-                <w:right w:val="none" w:sz="0" w:space="0" w:color="000000"/>
-              </w:pBdr>
-              <w:spacing w:after="100" w:before="100" w:line="240"/>
-              <w:ind w:left="100" w:right="100" w:firstLine="0" w:firstLineChars="0"/>
-            </w:pPr>
-            <w:r>
-              <w:rPr>
-                <w:rFonts w:ascii="Arial" w:hAnsi="Arial" w:eastAsia="Arial" w:cs="Arial"/>
-                <w:i w:val="false"/>
-                <w:b w:val="false"/>
-                <w:u w:val="none"/>
+              <w:jc w:val="left"/>
+              <w:pBdr>
+                <w:bottom w:val="none" w:sz="0" w:space="0" w:color="000000"/>
+                <w:top w:val="none" w:sz="0" w:space="0" w:color="000000"/>
+                <w:left w:val="none" w:sz="0" w:space="0" w:color="000000"/>
+                <w:right w:val="none" w:sz="0" w:space="0" w:color="000000"/>
+              </w:pBdr>
+              <w:spacing w:after="100" w:before="100" w:line="240"/>
+              <w:ind w:left="100" w:right="100" w:firstLine="0" w:firstLineChars="0"/>
+              <w:rPr>
+                <w:rFonts w:ascii="Arial" w:hAnsi="Arial" w:eastAsia="Arial" w:cs="Arial"/>
+                <w:i w:val="false"/>
+                <w:b w:val="false"/>
+                <w:u w:val="none"/>
+                <w:strike w:val="false"/>
+                <w:sz w:val="22"/>
+                <w:szCs w:val="22"/>
+                <w:color w:val="000000"/>
+              </w:rPr>
+            </w:pPr>
+            <w:r>
+              <w:rPr>
+                <w:rFonts w:ascii="Arial" w:hAnsi="Arial" w:eastAsia="Arial" w:cs="Arial"/>
+                <w:i w:val="false"/>
+                <w:b w:val="false"/>
+                <w:u w:val="none"/>
+                <w:strike w:val="false"/>
                 <w:sz w:val="22"/>
                 <w:szCs w:val="22"/>
                 <w:color w:val="000000"/>
@@ -1526,23 +1856,33 @@
           </w:tcPr>
           <w:p>
             <w:pPr>
-              <w:pStyle w:val="Normal"/>
-              <w:jc w:val="left"/>
-              <w:pBdr>
-                <w:bottom w:val="none" w:sz="0" w:space="0" w:color="000000"/>
-                <w:top w:val="none" w:sz="0" w:space="0" w:color="000000"/>
-                <w:left w:val="none" w:sz="0" w:space="0" w:color="000000"/>
-                <w:right w:val="none" w:sz="0" w:space="0" w:color="000000"/>
-              </w:pBdr>
-              <w:spacing w:after="100" w:before="100" w:line="240"/>
-              <w:ind w:left="100" w:right="100" w:firstLine="0" w:firstLineChars="0"/>
-            </w:pPr>
-            <w:r>
-              <w:rPr>
-                <w:rFonts w:ascii="Arial" w:hAnsi="Arial" w:eastAsia="Arial" w:cs="Arial"/>
-                <w:i w:val="false"/>
-                <w:b w:val="false"/>
-                <w:u w:val="none"/>
+              <w:jc w:val="left"/>
+              <w:pBdr>
+                <w:bottom w:val="none" w:sz="0" w:space="0" w:color="000000"/>
+                <w:top w:val="none" w:sz="0" w:space="0" w:color="000000"/>
+                <w:left w:val="none" w:sz="0" w:space="0" w:color="000000"/>
+                <w:right w:val="none" w:sz="0" w:space="0" w:color="000000"/>
+              </w:pBdr>
+              <w:spacing w:after="100" w:before="100" w:line="240"/>
+              <w:ind w:left="100" w:right="100" w:firstLine="0" w:firstLineChars="0"/>
+              <w:rPr>
+                <w:rFonts w:ascii="Arial" w:hAnsi="Arial" w:eastAsia="Arial" w:cs="Arial"/>
+                <w:i w:val="false"/>
+                <w:b w:val="false"/>
+                <w:u w:val="none"/>
+                <w:strike w:val="false"/>
+                <w:sz w:val="22"/>
+                <w:szCs w:val="22"/>
+                <w:color w:val="000000"/>
+              </w:rPr>
+            </w:pPr>
+            <w:r>
+              <w:rPr>
+                <w:rFonts w:ascii="Arial" w:hAnsi="Arial" w:eastAsia="Arial" w:cs="Arial"/>
+                <w:i w:val="false"/>
+                <w:b w:val="false"/>
+                <w:u w:val="none"/>
+                <w:strike w:val="false"/>
                 <w:sz w:val="22"/>
                 <w:szCs w:val="22"/>
                 <w:color w:val="000000"/>
@@ -1570,23 +1910,33 @@
           </w:tcPr>
           <w:p>
             <w:pPr>
-              <w:pStyle w:val="Normal"/>
-              <w:jc w:val="left"/>
-              <w:pBdr>
-                <w:bottom w:val="none" w:sz="0" w:space="0" w:color="000000"/>
-                <w:top w:val="none" w:sz="0" w:space="0" w:color="000000"/>
-                <w:left w:val="none" w:sz="0" w:space="0" w:color="000000"/>
-                <w:right w:val="none" w:sz="0" w:space="0" w:color="000000"/>
-              </w:pBdr>
-              <w:spacing w:after="100" w:before="100" w:line="240"/>
-              <w:ind w:left="100" w:right="100" w:firstLine="0" w:firstLineChars="0"/>
-            </w:pPr>
-            <w:r>
-              <w:rPr>
-                <w:rFonts w:ascii="Arial" w:hAnsi="Arial" w:eastAsia="Arial" w:cs="Arial"/>
-                <w:i w:val="false"/>
-                <w:b w:val="false"/>
-                <w:u w:val="none"/>
+              <w:jc w:val="left"/>
+              <w:pBdr>
+                <w:bottom w:val="none" w:sz="0" w:space="0" w:color="000000"/>
+                <w:top w:val="none" w:sz="0" w:space="0" w:color="000000"/>
+                <w:left w:val="none" w:sz="0" w:space="0" w:color="000000"/>
+                <w:right w:val="none" w:sz="0" w:space="0" w:color="000000"/>
+              </w:pBdr>
+              <w:spacing w:after="100" w:before="100" w:line="240"/>
+              <w:ind w:left="100" w:right="100" w:firstLine="0" w:firstLineChars="0"/>
+              <w:rPr>
+                <w:rFonts w:ascii="Arial" w:hAnsi="Arial" w:eastAsia="Arial" w:cs="Arial"/>
+                <w:i w:val="false"/>
+                <w:b w:val="false"/>
+                <w:u w:val="none"/>
+                <w:strike w:val="false"/>
+                <w:sz w:val="22"/>
+                <w:szCs w:val="22"/>
+                <w:color w:val="000000"/>
+              </w:rPr>
+            </w:pPr>
+            <w:r>
+              <w:rPr>
+                <w:rFonts w:ascii="Arial" w:hAnsi="Arial" w:eastAsia="Arial" w:cs="Arial"/>
+                <w:i w:val="false"/>
+                <w:b w:val="false"/>
+                <w:u w:val="none"/>
+                <w:strike w:val="false"/>
                 <w:sz w:val="22"/>
                 <w:szCs w:val="22"/>
                 <w:color w:val="000000"/>
@@ -1620,23 +1970,33 @@
           </w:tcPr>
           <w:p>
             <w:pPr>
-              <w:pStyle w:val="Normal"/>
-              <w:jc w:val="left"/>
-              <w:pBdr>
-                <w:bottom w:val="none" w:sz="0" w:space="0" w:color="000000"/>
-                <w:top w:val="none" w:sz="0" w:space="0" w:color="000000"/>
-                <w:left w:val="none" w:sz="0" w:space="0" w:color="000000"/>
-                <w:right w:val="none" w:sz="0" w:space="0" w:color="000000"/>
-              </w:pBdr>
-              <w:spacing w:after="100" w:before="100" w:line="240"/>
-              <w:ind w:left="100" w:right="100" w:firstLine="0" w:firstLineChars="0"/>
-            </w:pPr>
-            <w:r>
-              <w:rPr>
-                <w:rFonts w:ascii="Arial" w:hAnsi="Arial" w:eastAsia="Arial" w:cs="Arial"/>
-                <w:i w:val="false"/>
-                <w:b w:val="false"/>
-                <w:u w:val="none"/>
+              <w:jc w:val="left"/>
+              <w:pBdr>
+                <w:bottom w:val="none" w:sz="0" w:space="0" w:color="000000"/>
+                <w:top w:val="none" w:sz="0" w:space="0" w:color="000000"/>
+                <w:left w:val="none" w:sz="0" w:space="0" w:color="000000"/>
+                <w:right w:val="none" w:sz="0" w:space="0" w:color="000000"/>
+              </w:pBdr>
+              <w:spacing w:after="100" w:before="100" w:line="240"/>
+              <w:ind w:left="100" w:right="100" w:firstLine="0" w:firstLineChars="0"/>
+              <w:rPr>
+                <w:rFonts w:ascii="Arial" w:hAnsi="Arial" w:eastAsia="Arial" w:cs="Arial"/>
+                <w:i w:val="false"/>
+                <w:b w:val="false"/>
+                <w:u w:val="none"/>
+                <w:strike w:val="false"/>
+                <w:sz w:val="22"/>
+                <w:szCs w:val="22"/>
+                <w:color w:val="000000"/>
+              </w:rPr>
+            </w:pPr>
+            <w:r>
+              <w:rPr>
+                <w:rFonts w:ascii="Arial" w:hAnsi="Arial" w:eastAsia="Arial" w:cs="Arial"/>
+                <w:i w:val="false"/>
+                <w:b w:val="false"/>
+                <w:u w:val="none"/>
+                <w:strike w:val="false"/>
                 <w:sz w:val="22"/>
                 <w:szCs w:val="22"/>
                 <w:color w:val="000000"/>
@@ -1664,23 +2024,33 @@
           </w:tcPr>
           <w:p>
             <w:pPr>
-              <w:pStyle w:val="Normal"/>
-              <w:jc w:val="left"/>
-              <w:pBdr>
-                <w:bottom w:val="none" w:sz="0" w:space="0" w:color="000000"/>
-                <w:top w:val="none" w:sz="0" w:space="0" w:color="000000"/>
-                <w:left w:val="none" w:sz="0" w:space="0" w:color="000000"/>
-                <w:right w:val="none" w:sz="0" w:space="0" w:color="000000"/>
-              </w:pBdr>
-              <w:spacing w:after="100" w:before="100" w:line="240"/>
-              <w:ind w:left="100" w:right="100" w:firstLine="0" w:firstLineChars="0"/>
-            </w:pPr>
-            <w:r>
-              <w:rPr>
-                <w:rFonts w:ascii="Arial" w:hAnsi="Arial" w:eastAsia="Arial" w:cs="Arial"/>
-                <w:i w:val="false"/>
-                <w:b w:val="false"/>
-                <w:u w:val="none"/>
+              <w:jc w:val="left"/>
+              <w:pBdr>
+                <w:bottom w:val="none" w:sz="0" w:space="0" w:color="000000"/>
+                <w:top w:val="none" w:sz="0" w:space="0" w:color="000000"/>
+                <w:left w:val="none" w:sz="0" w:space="0" w:color="000000"/>
+                <w:right w:val="none" w:sz="0" w:space="0" w:color="000000"/>
+              </w:pBdr>
+              <w:spacing w:after="100" w:before="100" w:line="240"/>
+              <w:ind w:left="100" w:right="100" w:firstLine="0" w:firstLineChars="0"/>
+              <w:rPr>
+                <w:rFonts w:ascii="Arial" w:hAnsi="Arial" w:eastAsia="Arial" w:cs="Arial"/>
+                <w:i w:val="false"/>
+                <w:b w:val="false"/>
+                <w:u w:val="none"/>
+                <w:strike w:val="false"/>
+                <w:sz w:val="22"/>
+                <w:szCs w:val="22"/>
+                <w:color w:val="000000"/>
+              </w:rPr>
+            </w:pPr>
+            <w:r>
+              <w:rPr>
+                <w:rFonts w:ascii="Arial" w:hAnsi="Arial" w:eastAsia="Arial" w:cs="Arial"/>
+                <w:i w:val="false"/>
+                <w:b w:val="false"/>
+                <w:u w:val="none"/>
+                <w:strike w:val="false"/>
                 <w:sz w:val="22"/>
                 <w:szCs w:val="22"/>
                 <w:color w:val="000000"/>
@@ -1708,23 +2078,33 @@
           </w:tcPr>
           <w:p>
             <w:pPr>
-              <w:pStyle w:val="Normal"/>
-              <w:jc w:val="left"/>
-              <w:pBdr>
-                <w:bottom w:val="none" w:sz="0" w:space="0" w:color="000000"/>
-                <w:top w:val="none" w:sz="0" w:space="0" w:color="000000"/>
-                <w:left w:val="none" w:sz="0" w:space="0" w:color="000000"/>
-                <w:right w:val="none" w:sz="0" w:space="0" w:color="000000"/>
-              </w:pBdr>
-              <w:spacing w:after="100" w:before="100" w:line="240"/>
-              <w:ind w:left="100" w:right="100" w:firstLine="0" w:firstLineChars="0"/>
-            </w:pPr>
-            <w:r>
-              <w:rPr>
-                <w:rFonts w:ascii="Arial" w:hAnsi="Arial" w:eastAsia="Arial" w:cs="Arial"/>
-                <w:i w:val="false"/>
-                <w:b w:val="false"/>
-                <w:u w:val="none"/>
+              <w:jc w:val="left"/>
+              <w:pBdr>
+                <w:bottom w:val="none" w:sz="0" w:space="0" w:color="000000"/>
+                <w:top w:val="none" w:sz="0" w:space="0" w:color="000000"/>
+                <w:left w:val="none" w:sz="0" w:space="0" w:color="000000"/>
+                <w:right w:val="none" w:sz="0" w:space="0" w:color="000000"/>
+              </w:pBdr>
+              <w:spacing w:after="100" w:before="100" w:line="240"/>
+              <w:ind w:left="100" w:right="100" w:firstLine="0" w:firstLineChars="0"/>
+              <w:rPr>
+                <w:rFonts w:ascii="Arial" w:hAnsi="Arial" w:eastAsia="Arial" w:cs="Arial"/>
+                <w:i w:val="false"/>
+                <w:b w:val="false"/>
+                <w:u w:val="none"/>
+                <w:strike w:val="false"/>
+                <w:sz w:val="22"/>
+                <w:szCs w:val="22"/>
+                <w:color w:val="000000"/>
+              </w:rPr>
+            </w:pPr>
+            <w:r>
+              <w:rPr>
+                <w:rFonts w:ascii="Arial" w:hAnsi="Arial" w:eastAsia="Arial" w:cs="Arial"/>
+                <w:i w:val="false"/>
+                <w:b w:val="false"/>
+                <w:u w:val="none"/>
+                <w:strike w:val="false"/>
                 <w:sz w:val="22"/>
                 <w:szCs w:val="22"/>
                 <w:color w:val="000000"/>
@@ -1752,23 +2132,33 @@
           </w:tcPr>
           <w:p>
             <w:pPr>
-              <w:pStyle w:val="Normal"/>
-              <w:jc w:val="left"/>
-              <w:pBdr>
-                <w:bottom w:val="none" w:sz="0" w:space="0" w:color="000000"/>
-                <w:top w:val="none" w:sz="0" w:space="0" w:color="000000"/>
-                <w:left w:val="none" w:sz="0" w:space="0" w:color="000000"/>
-                <w:right w:val="none" w:sz="0" w:space="0" w:color="000000"/>
-              </w:pBdr>
-              <w:spacing w:after="100" w:before="100" w:line="240"/>
-              <w:ind w:left="100" w:right="100" w:firstLine="0" w:firstLineChars="0"/>
-            </w:pPr>
-            <w:r>
-              <w:rPr>
-                <w:rFonts w:ascii="Arial" w:hAnsi="Arial" w:eastAsia="Arial" w:cs="Arial"/>
-                <w:i w:val="false"/>
-                <w:b w:val="false"/>
-                <w:u w:val="none"/>
+              <w:jc w:val="left"/>
+              <w:pBdr>
+                <w:bottom w:val="none" w:sz="0" w:space="0" w:color="000000"/>
+                <w:top w:val="none" w:sz="0" w:space="0" w:color="000000"/>
+                <w:left w:val="none" w:sz="0" w:space="0" w:color="000000"/>
+                <w:right w:val="none" w:sz="0" w:space="0" w:color="000000"/>
+              </w:pBdr>
+              <w:spacing w:after="100" w:before="100" w:line="240"/>
+              <w:ind w:left="100" w:right="100" w:firstLine="0" w:firstLineChars="0"/>
+              <w:rPr>
+                <w:rFonts w:ascii="Arial" w:hAnsi="Arial" w:eastAsia="Arial" w:cs="Arial"/>
+                <w:i w:val="false"/>
+                <w:b w:val="false"/>
+                <w:u w:val="none"/>
+                <w:strike w:val="false"/>
+                <w:sz w:val="22"/>
+                <w:szCs w:val="22"/>
+                <w:color w:val="000000"/>
+              </w:rPr>
+            </w:pPr>
+            <w:r>
+              <w:rPr>
+                <w:rFonts w:ascii="Arial" w:hAnsi="Arial" w:eastAsia="Arial" w:cs="Arial"/>
+                <w:i w:val="false"/>
+                <w:b w:val="false"/>
+                <w:u w:val="none"/>
+                <w:strike w:val="false"/>
                 <w:sz w:val="22"/>
                 <w:szCs w:val="22"/>
                 <w:color w:val="000000"/>
@@ -1796,23 +2186,33 @@
           </w:tcPr>
           <w:p>
             <w:pPr>
-              <w:pStyle w:val="Normal"/>
-              <w:jc w:val="left"/>
-              <w:pBdr>
-                <w:bottom w:val="none" w:sz="0" w:space="0" w:color="000000"/>
-                <w:top w:val="none" w:sz="0" w:space="0" w:color="000000"/>
-                <w:left w:val="none" w:sz="0" w:space="0" w:color="000000"/>
-                <w:right w:val="none" w:sz="0" w:space="0" w:color="000000"/>
-              </w:pBdr>
-              <w:spacing w:after="100" w:before="100" w:line="240"/>
-              <w:ind w:left="100" w:right="100" w:firstLine="0" w:firstLineChars="0"/>
-            </w:pPr>
-            <w:r>
-              <w:rPr>
-                <w:rFonts w:ascii="Arial" w:hAnsi="Arial" w:eastAsia="Arial" w:cs="Arial"/>
-                <w:i w:val="false"/>
-                <w:b w:val="false"/>
-                <w:u w:val="none"/>
+              <w:jc w:val="left"/>
+              <w:pBdr>
+                <w:bottom w:val="none" w:sz="0" w:space="0" w:color="000000"/>
+                <w:top w:val="none" w:sz="0" w:space="0" w:color="000000"/>
+                <w:left w:val="none" w:sz="0" w:space="0" w:color="000000"/>
+                <w:right w:val="none" w:sz="0" w:space="0" w:color="000000"/>
+              </w:pBdr>
+              <w:spacing w:after="100" w:before="100" w:line="240"/>
+              <w:ind w:left="100" w:right="100" w:firstLine="0" w:firstLineChars="0"/>
+              <w:rPr>
+                <w:rFonts w:ascii="Arial" w:hAnsi="Arial" w:eastAsia="Arial" w:cs="Arial"/>
+                <w:i w:val="false"/>
+                <w:b w:val="false"/>
+                <w:u w:val="none"/>
+                <w:strike w:val="false"/>
+                <w:sz w:val="22"/>
+                <w:szCs w:val="22"/>
+                <w:color w:val="000000"/>
+              </w:rPr>
+            </w:pPr>
+            <w:r>
+              <w:rPr>
+                <w:rFonts w:ascii="Arial" w:hAnsi="Arial" w:eastAsia="Arial" w:cs="Arial"/>
+                <w:i w:val="false"/>
+                <w:b w:val="false"/>
+                <w:u w:val="none"/>
+                <w:strike w:val="false"/>
                 <w:sz w:val="22"/>
                 <w:szCs w:val="22"/>
                 <w:color w:val="000000"/>
@@ -1840,23 +2240,33 @@
           </w:tcPr>
           <w:p>
             <w:pPr>
-              <w:pStyle w:val="Normal"/>
-              <w:jc w:val="left"/>
-              <w:pBdr>
-                <w:bottom w:val="none" w:sz="0" w:space="0" w:color="000000"/>
-                <w:top w:val="none" w:sz="0" w:space="0" w:color="000000"/>
-                <w:left w:val="none" w:sz="0" w:space="0" w:color="000000"/>
-                <w:right w:val="none" w:sz="0" w:space="0" w:color="000000"/>
-              </w:pBdr>
-              <w:spacing w:after="100" w:before="100" w:line="240"/>
-              <w:ind w:left="100" w:right="100" w:firstLine="0" w:firstLineChars="0"/>
-            </w:pPr>
-            <w:r>
-              <w:rPr>
-                <w:rFonts w:ascii="Arial" w:hAnsi="Arial" w:eastAsia="Arial" w:cs="Arial"/>
-                <w:i w:val="false"/>
-                <w:b w:val="false"/>
-                <w:u w:val="none"/>
+              <w:jc w:val="left"/>
+              <w:pBdr>
+                <w:bottom w:val="none" w:sz="0" w:space="0" w:color="000000"/>
+                <w:top w:val="none" w:sz="0" w:space="0" w:color="000000"/>
+                <w:left w:val="none" w:sz="0" w:space="0" w:color="000000"/>
+                <w:right w:val="none" w:sz="0" w:space="0" w:color="000000"/>
+              </w:pBdr>
+              <w:spacing w:after="100" w:before="100" w:line="240"/>
+              <w:ind w:left="100" w:right="100" w:firstLine="0" w:firstLineChars="0"/>
+              <w:rPr>
+                <w:rFonts w:ascii="Arial" w:hAnsi="Arial" w:eastAsia="Arial" w:cs="Arial"/>
+                <w:i w:val="false"/>
+                <w:b w:val="false"/>
+                <w:u w:val="none"/>
+                <w:strike w:val="false"/>
+                <w:sz w:val="22"/>
+                <w:szCs w:val="22"/>
+                <w:color w:val="000000"/>
+              </w:rPr>
+            </w:pPr>
+            <w:r>
+              <w:rPr>
+                <w:rFonts w:ascii="Arial" w:hAnsi="Arial" w:eastAsia="Arial" w:cs="Arial"/>
+                <w:i w:val="false"/>
+                <w:b w:val="false"/>
+                <w:u w:val="none"/>
+                <w:strike w:val="false"/>
                 <w:sz w:val="22"/>
                 <w:szCs w:val="22"/>
                 <w:color w:val="000000"/>
@@ -1884,23 +2294,33 @@
           </w:tcPr>
           <w:p>
             <w:pPr>
-              <w:pStyle w:val="Normal"/>
-              <w:jc w:val="left"/>
-              <w:pBdr>
-                <w:bottom w:val="none" w:sz="0" w:space="0" w:color="000000"/>
-                <w:top w:val="none" w:sz="0" w:space="0" w:color="000000"/>
-                <w:left w:val="none" w:sz="0" w:space="0" w:color="000000"/>
-                <w:right w:val="none" w:sz="0" w:space="0" w:color="000000"/>
-              </w:pBdr>
-              <w:spacing w:after="100" w:before="100" w:line="240"/>
-              <w:ind w:left="100" w:right="100" w:firstLine="0" w:firstLineChars="0"/>
-            </w:pPr>
-            <w:r>
-              <w:rPr>
-                <w:rFonts w:ascii="Arial" w:hAnsi="Arial" w:eastAsia="Arial" w:cs="Arial"/>
-                <w:i w:val="false"/>
-                <w:b w:val="false"/>
-                <w:u w:val="none"/>
+              <w:jc w:val="left"/>
+              <w:pBdr>
+                <w:bottom w:val="none" w:sz="0" w:space="0" w:color="000000"/>
+                <w:top w:val="none" w:sz="0" w:space="0" w:color="000000"/>
+                <w:left w:val="none" w:sz="0" w:space="0" w:color="000000"/>
+                <w:right w:val="none" w:sz="0" w:space="0" w:color="000000"/>
+              </w:pBdr>
+              <w:spacing w:after="100" w:before="100" w:line="240"/>
+              <w:ind w:left="100" w:right="100" w:firstLine="0" w:firstLineChars="0"/>
+              <w:rPr>
+                <w:rFonts w:ascii="Arial" w:hAnsi="Arial" w:eastAsia="Arial" w:cs="Arial"/>
+                <w:i w:val="false"/>
+                <w:b w:val="false"/>
+                <w:u w:val="none"/>
+                <w:strike w:val="false"/>
+                <w:sz w:val="22"/>
+                <w:szCs w:val="22"/>
+                <w:color w:val="000000"/>
+              </w:rPr>
+            </w:pPr>
+            <w:r>
+              <w:rPr>
+                <w:rFonts w:ascii="Arial" w:hAnsi="Arial" w:eastAsia="Arial" w:cs="Arial"/>
+                <w:i w:val="false"/>
+                <w:b w:val="false"/>
+                <w:u w:val="none"/>
+                <w:strike w:val="false"/>
                 <w:sz w:val="22"/>
                 <w:szCs w:val="22"/>
                 <w:color w:val="000000"/>
@@ -1934,23 +2354,33 @@
           </w:tcPr>
           <w:p>
             <w:pPr>
-              <w:pStyle w:val="Normal"/>
-              <w:jc w:val="left"/>
-              <w:pBdr>
-                <w:bottom w:val="none" w:sz="0" w:space="0" w:color="000000"/>
-                <w:top w:val="none" w:sz="0" w:space="0" w:color="000000"/>
-                <w:left w:val="none" w:sz="0" w:space="0" w:color="000000"/>
-                <w:right w:val="none" w:sz="0" w:space="0" w:color="000000"/>
-              </w:pBdr>
-              <w:spacing w:after="100" w:before="100" w:line="240"/>
-              <w:ind w:left="100" w:right="100" w:firstLine="0" w:firstLineChars="0"/>
-            </w:pPr>
-            <w:r>
-              <w:rPr>
-                <w:rFonts w:ascii="Arial" w:hAnsi="Arial" w:eastAsia="Arial" w:cs="Arial"/>
-                <w:i w:val="false"/>
-                <w:b w:val="false"/>
-                <w:u w:val="none"/>
+              <w:jc w:val="left"/>
+              <w:pBdr>
+                <w:bottom w:val="none" w:sz="0" w:space="0" w:color="000000"/>
+                <w:top w:val="none" w:sz="0" w:space="0" w:color="000000"/>
+                <w:left w:val="none" w:sz="0" w:space="0" w:color="000000"/>
+                <w:right w:val="none" w:sz="0" w:space="0" w:color="000000"/>
+              </w:pBdr>
+              <w:spacing w:after="100" w:before="100" w:line="240"/>
+              <w:ind w:left="100" w:right="100" w:firstLine="0" w:firstLineChars="0"/>
+              <w:rPr>
+                <w:rFonts w:ascii="Arial" w:hAnsi="Arial" w:eastAsia="Arial" w:cs="Arial"/>
+                <w:i w:val="false"/>
+                <w:b w:val="false"/>
+                <w:u w:val="none"/>
+                <w:strike w:val="false"/>
+                <w:sz w:val="22"/>
+                <w:szCs w:val="22"/>
+                <w:color w:val="000000"/>
+              </w:rPr>
+            </w:pPr>
+            <w:r>
+              <w:rPr>
+                <w:rFonts w:ascii="Arial" w:hAnsi="Arial" w:eastAsia="Arial" w:cs="Arial"/>
+                <w:i w:val="false"/>
+                <w:b w:val="false"/>
+                <w:u w:val="none"/>
+                <w:strike w:val="false"/>
                 <w:sz w:val="22"/>
                 <w:szCs w:val="22"/>
                 <w:color w:val="000000"/>
@@ -1978,23 +2408,33 @@
           </w:tcPr>
           <w:p>
             <w:pPr>
-              <w:pStyle w:val="Normal"/>
-              <w:jc w:val="left"/>
-              <w:pBdr>
-                <w:bottom w:val="none" w:sz="0" w:space="0" w:color="000000"/>
-                <w:top w:val="none" w:sz="0" w:space="0" w:color="000000"/>
-                <w:left w:val="none" w:sz="0" w:space="0" w:color="000000"/>
-                <w:right w:val="none" w:sz="0" w:space="0" w:color="000000"/>
-              </w:pBdr>
-              <w:spacing w:after="100" w:before="100" w:line="240"/>
-              <w:ind w:left="100" w:right="100" w:firstLine="0" w:firstLineChars="0"/>
-            </w:pPr>
-            <w:r>
-              <w:rPr>
-                <w:rFonts w:ascii="Arial" w:hAnsi="Arial" w:eastAsia="Arial" w:cs="Arial"/>
-                <w:i w:val="false"/>
-                <w:b w:val="false"/>
-                <w:u w:val="none"/>
+              <w:jc w:val="left"/>
+              <w:pBdr>
+                <w:bottom w:val="none" w:sz="0" w:space="0" w:color="000000"/>
+                <w:top w:val="none" w:sz="0" w:space="0" w:color="000000"/>
+                <w:left w:val="none" w:sz="0" w:space="0" w:color="000000"/>
+                <w:right w:val="none" w:sz="0" w:space="0" w:color="000000"/>
+              </w:pBdr>
+              <w:spacing w:after="100" w:before="100" w:line="240"/>
+              <w:ind w:left="100" w:right="100" w:firstLine="0" w:firstLineChars="0"/>
+              <w:rPr>
+                <w:rFonts w:ascii="Arial" w:hAnsi="Arial" w:eastAsia="Arial" w:cs="Arial"/>
+                <w:i w:val="false"/>
+                <w:b w:val="false"/>
+                <w:u w:val="none"/>
+                <w:strike w:val="false"/>
+                <w:sz w:val="22"/>
+                <w:szCs w:val="22"/>
+                <w:color w:val="000000"/>
+              </w:rPr>
+            </w:pPr>
+            <w:r>
+              <w:rPr>
+                <w:rFonts w:ascii="Arial" w:hAnsi="Arial" w:eastAsia="Arial" w:cs="Arial"/>
+                <w:i w:val="false"/>
+                <w:b w:val="false"/>
+                <w:u w:val="none"/>
+                <w:strike w:val="false"/>
                 <w:sz w:val="22"/>
                 <w:szCs w:val="22"/>
                 <w:color w:val="000000"/>
@@ -2022,23 +2462,33 @@
           </w:tcPr>
           <w:p>
             <w:pPr>
-              <w:pStyle w:val="Normal"/>
-              <w:jc w:val="left"/>
-              <w:pBdr>
-                <w:bottom w:val="none" w:sz="0" w:space="0" w:color="000000"/>
-                <w:top w:val="none" w:sz="0" w:space="0" w:color="000000"/>
-                <w:left w:val="none" w:sz="0" w:space="0" w:color="000000"/>
-                <w:right w:val="none" w:sz="0" w:space="0" w:color="000000"/>
-              </w:pBdr>
-              <w:spacing w:after="100" w:before="100" w:line="240"/>
-              <w:ind w:left="100" w:right="100" w:firstLine="0" w:firstLineChars="0"/>
-            </w:pPr>
-            <w:r>
-              <w:rPr>
-                <w:rFonts w:ascii="Arial" w:hAnsi="Arial" w:eastAsia="Arial" w:cs="Arial"/>
-                <w:i w:val="false"/>
-                <w:b w:val="false"/>
-                <w:u w:val="none"/>
+              <w:jc w:val="left"/>
+              <w:pBdr>
+                <w:bottom w:val="none" w:sz="0" w:space="0" w:color="000000"/>
+                <w:top w:val="none" w:sz="0" w:space="0" w:color="000000"/>
+                <w:left w:val="none" w:sz="0" w:space="0" w:color="000000"/>
+                <w:right w:val="none" w:sz="0" w:space="0" w:color="000000"/>
+              </w:pBdr>
+              <w:spacing w:after="100" w:before="100" w:line="240"/>
+              <w:ind w:left="100" w:right="100" w:firstLine="0" w:firstLineChars="0"/>
+              <w:rPr>
+                <w:rFonts w:ascii="Arial" w:hAnsi="Arial" w:eastAsia="Arial" w:cs="Arial"/>
+                <w:i w:val="false"/>
+                <w:b w:val="false"/>
+                <w:u w:val="none"/>
+                <w:strike w:val="false"/>
+                <w:sz w:val="22"/>
+                <w:szCs w:val="22"/>
+                <w:color w:val="000000"/>
+              </w:rPr>
+            </w:pPr>
+            <w:r>
+              <w:rPr>
+                <w:rFonts w:ascii="Arial" w:hAnsi="Arial" w:eastAsia="Arial" w:cs="Arial"/>
+                <w:i w:val="false"/>
+                <w:b w:val="false"/>
+                <w:u w:val="none"/>
+                <w:strike w:val="false"/>
                 <w:sz w:val="22"/>
                 <w:szCs w:val="22"/>
                 <w:color w:val="000000"/>
@@ -2066,23 +2516,33 @@
           </w:tcPr>
           <w:p>
             <w:pPr>
-              <w:pStyle w:val="Normal"/>
-              <w:jc w:val="left"/>
-              <w:pBdr>
-                <w:bottom w:val="none" w:sz="0" w:space="0" w:color="000000"/>
-                <w:top w:val="none" w:sz="0" w:space="0" w:color="000000"/>
-                <w:left w:val="none" w:sz="0" w:space="0" w:color="000000"/>
-                <w:right w:val="none" w:sz="0" w:space="0" w:color="000000"/>
-              </w:pBdr>
-              <w:spacing w:after="100" w:before="100" w:line="240"/>
-              <w:ind w:left="100" w:right="100" w:firstLine="0" w:firstLineChars="0"/>
-            </w:pPr>
-            <w:r>
-              <w:rPr>
-                <w:rFonts w:ascii="Arial" w:hAnsi="Arial" w:eastAsia="Arial" w:cs="Arial"/>
-                <w:i w:val="false"/>
-                <w:b w:val="false"/>
-                <w:u w:val="none"/>
+              <w:jc w:val="left"/>
+              <w:pBdr>
+                <w:bottom w:val="none" w:sz="0" w:space="0" w:color="000000"/>
+                <w:top w:val="none" w:sz="0" w:space="0" w:color="000000"/>
+                <w:left w:val="none" w:sz="0" w:space="0" w:color="000000"/>
+                <w:right w:val="none" w:sz="0" w:space="0" w:color="000000"/>
+              </w:pBdr>
+              <w:spacing w:after="100" w:before="100" w:line="240"/>
+              <w:ind w:left="100" w:right="100" w:firstLine="0" w:firstLineChars="0"/>
+              <w:rPr>
+                <w:rFonts w:ascii="Arial" w:hAnsi="Arial" w:eastAsia="Arial" w:cs="Arial"/>
+                <w:i w:val="false"/>
+                <w:b w:val="false"/>
+                <w:u w:val="none"/>
+                <w:strike w:val="false"/>
+                <w:sz w:val="22"/>
+                <w:szCs w:val="22"/>
+                <w:color w:val="000000"/>
+              </w:rPr>
+            </w:pPr>
+            <w:r>
+              <w:rPr>
+                <w:rFonts w:ascii="Arial" w:hAnsi="Arial" w:eastAsia="Arial" w:cs="Arial"/>
+                <w:i w:val="false"/>
+                <w:b w:val="false"/>
+                <w:u w:val="none"/>
+                <w:strike w:val="false"/>
                 <w:sz w:val="22"/>
                 <w:szCs w:val="22"/>
                 <w:color w:val="000000"/>
@@ -2110,23 +2570,33 @@
           </w:tcPr>
           <w:p>
             <w:pPr>
-              <w:pStyle w:val="Normal"/>
-              <w:jc w:val="left"/>
-              <w:pBdr>
-                <w:bottom w:val="none" w:sz="0" w:space="0" w:color="000000"/>
-                <w:top w:val="none" w:sz="0" w:space="0" w:color="000000"/>
-                <w:left w:val="none" w:sz="0" w:space="0" w:color="000000"/>
-                <w:right w:val="none" w:sz="0" w:space="0" w:color="000000"/>
-              </w:pBdr>
-              <w:spacing w:after="100" w:before="100" w:line="240"/>
-              <w:ind w:left="100" w:right="100" w:firstLine="0" w:firstLineChars="0"/>
-            </w:pPr>
-            <w:r>
-              <w:rPr>
-                <w:rFonts w:ascii="Arial" w:hAnsi="Arial" w:eastAsia="Arial" w:cs="Arial"/>
-                <w:i w:val="false"/>
-                <w:b w:val="false"/>
-                <w:u w:val="none"/>
+              <w:jc w:val="left"/>
+              <w:pBdr>
+                <w:bottom w:val="none" w:sz="0" w:space="0" w:color="000000"/>
+                <w:top w:val="none" w:sz="0" w:space="0" w:color="000000"/>
+                <w:left w:val="none" w:sz="0" w:space="0" w:color="000000"/>
+                <w:right w:val="none" w:sz="0" w:space="0" w:color="000000"/>
+              </w:pBdr>
+              <w:spacing w:after="100" w:before="100" w:line="240"/>
+              <w:ind w:left="100" w:right="100" w:firstLine="0" w:firstLineChars="0"/>
+              <w:rPr>
+                <w:rFonts w:ascii="Arial" w:hAnsi="Arial" w:eastAsia="Arial" w:cs="Arial"/>
+                <w:i w:val="false"/>
+                <w:b w:val="false"/>
+                <w:u w:val="none"/>
+                <w:strike w:val="false"/>
+                <w:sz w:val="22"/>
+                <w:szCs w:val="22"/>
+                <w:color w:val="000000"/>
+              </w:rPr>
+            </w:pPr>
+            <w:r>
+              <w:rPr>
+                <w:rFonts w:ascii="Arial" w:hAnsi="Arial" w:eastAsia="Arial" w:cs="Arial"/>
+                <w:i w:val="false"/>
+                <w:b w:val="false"/>
+                <w:u w:val="none"/>
+                <w:strike w:val="false"/>
                 <w:sz w:val="22"/>
                 <w:szCs w:val="22"/>
                 <w:color w:val="000000"/>
@@ -2154,23 +2624,33 @@
           </w:tcPr>
           <w:p>
             <w:pPr>
-              <w:pStyle w:val="Normal"/>
-              <w:jc w:val="left"/>
-              <w:pBdr>
-                <w:bottom w:val="none" w:sz="0" w:space="0" w:color="000000"/>
-                <w:top w:val="none" w:sz="0" w:space="0" w:color="000000"/>
-                <w:left w:val="none" w:sz="0" w:space="0" w:color="000000"/>
-                <w:right w:val="none" w:sz="0" w:space="0" w:color="000000"/>
-              </w:pBdr>
-              <w:spacing w:after="100" w:before="100" w:line="240"/>
-              <w:ind w:left="100" w:right="100" w:firstLine="0" w:firstLineChars="0"/>
-            </w:pPr>
-            <w:r>
-              <w:rPr>
-                <w:rFonts w:ascii="Arial" w:hAnsi="Arial" w:eastAsia="Arial" w:cs="Arial"/>
-                <w:i w:val="false"/>
-                <w:b w:val="false"/>
-                <w:u w:val="none"/>
+              <w:jc w:val="left"/>
+              <w:pBdr>
+                <w:bottom w:val="none" w:sz="0" w:space="0" w:color="000000"/>
+                <w:top w:val="none" w:sz="0" w:space="0" w:color="000000"/>
+                <w:left w:val="none" w:sz="0" w:space="0" w:color="000000"/>
+                <w:right w:val="none" w:sz="0" w:space="0" w:color="000000"/>
+              </w:pBdr>
+              <w:spacing w:after="100" w:before="100" w:line="240"/>
+              <w:ind w:left="100" w:right="100" w:firstLine="0" w:firstLineChars="0"/>
+              <w:rPr>
+                <w:rFonts w:ascii="Arial" w:hAnsi="Arial" w:eastAsia="Arial" w:cs="Arial"/>
+                <w:i w:val="false"/>
+                <w:b w:val="false"/>
+                <w:u w:val="none"/>
+                <w:strike w:val="false"/>
+                <w:sz w:val="22"/>
+                <w:szCs w:val="22"/>
+                <w:color w:val="000000"/>
+              </w:rPr>
+            </w:pPr>
+            <w:r>
+              <w:rPr>
+                <w:rFonts w:ascii="Arial" w:hAnsi="Arial" w:eastAsia="Arial" w:cs="Arial"/>
+                <w:i w:val="false"/>
+                <w:b w:val="false"/>
+                <w:u w:val="none"/>
+                <w:strike w:val="false"/>
                 <w:sz w:val="22"/>
                 <w:szCs w:val="22"/>
                 <w:color w:val="000000"/>
@@ -2198,23 +2678,33 @@
           </w:tcPr>
           <w:p>
             <w:pPr>
-              <w:pStyle w:val="Normal"/>
-              <w:jc w:val="left"/>
-              <w:pBdr>
-                <w:bottom w:val="none" w:sz="0" w:space="0" w:color="000000"/>
-                <w:top w:val="none" w:sz="0" w:space="0" w:color="000000"/>
-                <w:left w:val="none" w:sz="0" w:space="0" w:color="000000"/>
-                <w:right w:val="none" w:sz="0" w:space="0" w:color="000000"/>
-              </w:pBdr>
-              <w:spacing w:after="100" w:before="100" w:line="240"/>
-              <w:ind w:left="100" w:right="100" w:firstLine="0" w:firstLineChars="0"/>
-            </w:pPr>
-            <w:r>
-              <w:rPr>
-                <w:rFonts w:ascii="Arial" w:hAnsi="Arial" w:eastAsia="Arial" w:cs="Arial"/>
-                <w:i w:val="false"/>
-                <w:b w:val="false"/>
-                <w:u w:val="none"/>
+              <w:jc w:val="left"/>
+              <w:pBdr>
+                <w:bottom w:val="none" w:sz="0" w:space="0" w:color="000000"/>
+                <w:top w:val="none" w:sz="0" w:space="0" w:color="000000"/>
+                <w:left w:val="none" w:sz="0" w:space="0" w:color="000000"/>
+                <w:right w:val="none" w:sz="0" w:space="0" w:color="000000"/>
+              </w:pBdr>
+              <w:spacing w:after="100" w:before="100" w:line="240"/>
+              <w:ind w:left="100" w:right="100" w:firstLine="0" w:firstLineChars="0"/>
+              <w:rPr>
+                <w:rFonts w:ascii="Arial" w:hAnsi="Arial" w:eastAsia="Arial" w:cs="Arial"/>
+                <w:i w:val="false"/>
+                <w:b w:val="false"/>
+                <w:u w:val="none"/>
+                <w:strike w:val="false"/>
+                <w:sz w:val="22"/>
+                <w:szCs w:val="22"/>
+                <w:color w:val="000000"/>
+              </w:rPr>
+            </w:pPr>
+            <w:r>
+              <w:rPr>
+                <w:rFonts w:ascii="Arial" w:hAnsi="Arial" w:eastAsia="Arial" w:cs="Arial"/>
+                <w:i w:val="false"/>
+                <w:b w:val="false"/>
+                <w:u w:val="none"/>
+                <w:strike w:val="false"/>
                 <w:sz w:val="22"/>
                 <w:szCs w:val="22"/>
                 <w:color w:val="000000"/>
@@ -2248,23 +2738,33 @@
           </w:tcPr>
           <w:p>
             <w:pPr>
-              <w:pStyle w:val="Normal"/>
-              <w:jc w:val="left"/>
-              <w:pBdr>
-                <w:bottom w:val="none" w:sz="0" w:space="0" w:color="000000"/>
-                <w:top w:val="none" w:sz="0" w:space="0" w:color="000000"/>
-                <w:left w:val="none" w:sz="0" w:space="0" w:color="000000"/>
-                <w:right w:val="none" w:sz="0" w:space="0" w:color="000000"/>
-              </w:pBdr>
-              <w:spacing w:after="100" w:before="100" w:line="240"/>
-              <w:ind w:left="100" w:right="100" w:firstLine="0" w:firstLineChars="0"/>
-            </w:pPr>
-            <w:r>
-              <w:rPr>
-                <w:rFonts w:ascii="Arial" w:hAnsi="Arial" w:eastAsia="Arial" w:cs="Arial"/>
-                <w:i w:val="false"/>
-                <w:b w:val="false"/>
-                <w:u w:val="none"/>
+              <w:jc w:val="left"/>
+              <w:pBdr>
+                <w:bottom w:val="none" w:sz="0" w:space="0" w:color="000000"/>
+                <w:top w:val="none" w:sz="0" w:space="0" w:color="000000"/>
+                <w:left w:val="none" w:sz="0" w:space="0" w:color="000000"/>
+                <w:right w:val="none" w:sz="0" w:space="0" w:color="000000"/>
+              </w:pBdr>
+              <w:spacing w:after="100" w:before="100" w:line="240"/>
+              <w:ind w:left="100" w:right="100" w:firstLine="0" w:firstLineChars="0"/>
+              <w:rPr>
+                <w:rFonts w:ascii="Arial" w:hAnsi="Arial" w:eastAsia="Arial" w:cs="Arial"/>
+                <w:i w:val="false"/>
+                <w:b w:val="false"/>
+                <w:u w:val="none"/>
+                <w:strike w:val="false"/>
+                <w:sz w:val="22"/>
+                <w:szCs w:val="22"/>
+                <w:color w:val="000000"/>
+              </w:rPr>
+            </w:pPr>
+            <w:r>
+              <w:rPr>
+                <w:rFonts w:ascii="Arial" w:hAnsi="Arial" w:eastAsia="Arial" w:cs="Arial"/>
+                <w:i w:val="false"/>
+                <w:b w:val="false"/>
+                <w:u w:val="none"/>
+                <w:strike w:val="false"/>
                 <w:sz w:val="22"/>
                 <w:szCs w:val="22"/>
                 <w:color w:val="000000"/>
@@ -2292,23 +2792,33 @@
           </w:tcPr>
           <w:p>
             <w:pPr>
-              <w:pStyle w:val="Normal"/>
-              <w:jc w:val="left"/>
-              <w:pBdr>
-                <w:bottom w:val="none" w:sz="0" w:space="0" w:color="000000"/>
-                <w:top w:val="none" w:sz="0" w:space="0" w:color="000000"/>
-                <w:left w:val="none" w:sz="0" w:space="0" w:color="000000"/>
-                <w:right w:val="none" w:sz="0" w:space="0" w:color="000000"/>
-              </w:pBdr>
-              <w:spacing w:after="100" w:before="100" w:line="240"/>
-              <w:ind w:left="100" w:right="100" w:firstLine="0" w:firstLineChars="0"/>
-            </w:pPr>
-            <w:r>
-              <w:rPr>
-                <w:rFonts w:ascii="Arial" w:hAnsi="Arial" w:eastAsia="Arial" w:cs="Arial"/>
-                <w:i w:val="false"/>
-                <w:b w:val="false"/>
-                <w:u w:val="none"/>
+              <w:jc w:val="left"/>
+              <w:pBdr>
+                <w:bottom w:val="none" w:sz="0" w:space="0" w:color="000000"/>
+                <w:top w:val="none" w:sz="0" w:space="0" w:color="000000"/>
+                <w:left w:val="none" w:sz="0" w:space="0" w:color="000000"/>
+                <w:right w:val="none" w:sz="0" w:space="0" w:color="000000"/>
+              </w:pBdr>
+              <w:spacing w:after="100" w:before="100" w:line="240"/>
+              <w:ind w:left="100" w:right="100" w:firstLine="0" w:firstLineChars="0"/>
+              <w:rPr>
+                <w:rFonts w:ascii="Arial" w:hAnsi="Arial" w:eastAsia="Arial" w:cs="Arial"/>
+                <w:i w:val="false"/>
+                <w:b w:val="false"/>
+                <w:u w:val="none"/>
+                <w:strike w:val="false"/>
+                <w:sz w:val="22"/>
+                <w:szCs w:val="22"/>
+                <w:color w:val="000000"/>
+              </w:rPr>
+            </w:pPr>
+            <w:r>
+              <w:rPr>
+                <w:rFonts w:ascii="Arial" w:hAnsi="Arial" w:eastAsia="Arial" w:cs="Arial"/>
+                <w:i w:val="false"/>
+                <w:b w:val="false"/>
+                <w:u w:val="none"/>
+                <w:strike w:val="false"/>
                 <w:sz w:val="22"/>
                 <w:szCs w:val="22"/>
                 <w:color w:val="000000"/>
@@ -2336,23 +2846,33 @@
           </w:tcPr>
           <w:p>
             <w:pPr>
-              <w:pStyle w:val="Normal"/>
-              <w:jc w:val="left"/>
-              <w:pBdr>
-                <w:bottom w:val="none" w:sz="0" w:space="0" w:color="000000"/>
-                <w:top w:val="none" w:sz="0" w:space="0" w:color="000000"/>
-                <w:left w:val="none" w:sz="0" w:space="0" w:color="000000"/>
-                <w:right w:val="none" w:sz="0" w:space="0" w:color="000000"/>
-              </w:pBdr>
-              <w:spacing w:after="100" w:before="100" w:line="240"/>
-              <w:ind w:left="100" w:right="100" w:firstLine="0" w:firstLineChars="0"/>
-            </w:pPr>
-            <w:r>
-              <w:rPr>
-                <w:rFonts w:ascii="Arial" w:hAnsi="Arial" w:eastAsia="Arial" w:cs="Arial"/>
-                <w:i w:val="false"/>
-                <w:b w:val="false"/>
-                <w:u w:val="none"/>
+              <w:jc w:val="left"/>
+              <w:pBdr>
+                <w:bottom w:val="none" w:sz="0" w:space="0" w:color="000000"/>
+                <w:top w:val="none" w:sz="0" w:space="0" w:color="000000"/>
+                <w:left w:val="none" w:sz="0" w:space="0" w:color="000000"/>
+                <w:right w:val="none" w:sz="0" w:space="0" w:color="000000"/>
+              </w:pBdr>
+              <w:spacing w:after="100" w:before="100" w:line="240"/>
+              <w:ind w:left="100" w:right="100" w:firstLine="0" w:firstLineChars="0"/>
+              <w:rPr>
+                <w:rFonts w:ascii="Arial" w:hAnsi="Arial" w:eastAsia="Arial" w:cs="Arial"/>
+                <w:i w:val="false"/>
+                <w:b w:val="false"/>
+                <w:u w:val="none"/>
+                <w:strike w:val="false"/>
+                <w:sz w:val="22"/>
+                <w:szCs w:val="22"/>
+                <w:color w:val="000000"/>
+              </w:rPr>
+            </w:pPr>
+            <w:r>
+              <w:rPr>
+                <w:rFonts w:ascii="Arial" w:hAnsi="Arial" w:eastAsia="Arial" w:cs="Arial"/>
+                <w:i w:val="false"/>
+                <w:b w:val="false"/>
+                <w:u w:val="none"/>
+                <w:strike w:val="false"/>
                 <w:sz w:val="22"/>
                 <w:szCs w:val="22"/>
                 <w:color w:val="000000"/>
@@ -2380,23 +2900,33 @@
           </w:tcPr>
           <w:p>
             <w:pPr>
-              <w:pStyle w:val="Normal"/>
-              <w:jc w:val="left"/>
-              <w:pBdr>
-                <w:bottom w:val="none" w:sz="0" w:space="0" w:color="000000"/>
-                <w:top w:val="none" w:sz="0" w:space="0" w:color="000000"/>
-                <w:left w:val="none" w:sz="0" w:space="0" w:color="000000"/>
-                <w:right w:val="none" w:sz="0" w:space="0" w:color="000000"/>
-              </w:pBdr>
-              <w:spacing w:after="100" w:before="100" w:line="240"/>
-              <w:ind w:left="100" w:right="100" w:firstLine="0" w:firstLineChars="0"/>
-            </w:pPr>
-            <w:r>
-              <w:rPr>
-                <w:rFonts w:ascii="Arial" w:hAnsi="Arial" w:eastAsia="Arial" w:cs="Arial"/>
-                <w:i w:val="false"/>
-                <w:b w:val="false"/>
-                <w:u w:val="none"/>
+              <w:jc w:val="left"/>
+              <w:pBdr>
+                <w:bottom w:val="none" w:sz="0" w:space="0" w:color="000000"/>
+                <w:top w:val="none" w:sz="0" w:space="0" w:color="000000"/>
+                <w:left w:val="none" w:sz="0" w:space="0" w:color="000000"/>
+                <w:right w:val="none" w:sz="0" w:space="0" w:color="000000"/>
+              </w:pBdr>
+              <w:spacing w:after="100" w:before="100" w:line="240"/>
+              <w:ind w:left="100" w:right="100" w:firstLine="0" w:firstLineChars="0"/>
+              <w:rPr>
+                <w:rFonts w:ascii="Arial" w:hAnsi="Arial" w:eastAsia="Arial" w:cs="Arial"/>
+                <w:i w:val="false"/>
+                <w:b w:val="false"/>
+                <w:u w:val="none"/>
+                <w:strike w:val="false"/>
+                <w:sz w:val="22"/>
+                <w:szCs w:val="22"/>
+                <w:color w:val="000000"/>
+              </w:rPr>
+            </w:pPr>
+            <w:r>
+              <w:rPr>
+                <w:rFonts w:ascii="Arial" w:hAnsi="Arial" w:eastAsia="Arial" w:cs="Arial"/>
+                <w:i w:val="false"/>
+                <w:b w:val="false"/>
+                <w:u w:val="none"/>
+                <w:strike w:val="false"/>
                 <w:sz w:val="22"/>
                 <w:szCs w:val="22"/>
                 <w:color w:val="000000"/>
@@ -2424,23 +2954,33 @@
           </w:tcPr>
           <w:p>
             <w:pPr>
-              <w:pStyle w:val="Normal"/>
-              <w:jc w:val="left"/>
-              <w:pBdr>
-                <w:bottom w:val="none" w:sz="0" w:space="0" w:color="000000"/>
-                <w:top w:val="none" w:sz="0" w:space="0" w:color="000000"/>
-                <w:left w:val="none" w:sz="0" w:space="0" w:color="000000"/>
-                <w:right w:val="none" w:sz="0" w:space="0" w:color="000000"/>
-              </w:pBdr>
-              <w:spacing w:after="100" w:before="100" w:line="240"/>
-              <w:ind w:left="100" w:right="100" w:firstLine="0" w:firstLineChars="0"/>
-            </w:pPr>
-            <w:r>
-              <w:rPr>
-                <w:rFonts w:ascii="Arial" w:hAnsi="Arial" w:eastAsia="Arial" w:cs="Arial"/>
-                <w:i w:val="false"/>
-                <w:b w:val="false"/>
-                <w:u w:val="none"/>
+              <w:jc w:val="left"/>
+              <w:pBdr>
+                <w:bottom w:val="none" w:sz="0" w:space="0" w:color="000000"/>
+                <w:top w:val="none" w:sz="0" w:space="0" w:color="000000"/>
+                <w:left w:val="none" w:sz="0" w:space="0" w:color="000000"/>
+                <w:right w:val="none" w:sz="0" w:space="0" w:color="000000"/>
+              </w:pBdr>
+              <w:spacing w:after="100" w:before="100" w:line="240"/>
+              <w:ind w:left="100" w:right="100" w:firstLine="0" w:firstLineChars="0"/>
+              <w:rPr>
+                <w:rFonts w:ascii="Arial" w:hAnsi="Arial" w:eastAsia="Arial" w:cs="Arial"/>
+                <w:i w:val="false"/>
+                <w:b w:val="false"/>
+                <w:u w:val="none"/>
+                <w:strike w:val="false"/>
+                <w:sz w:val="22"/>
+                <w:szCs w:val="22"/>
+                <w:color w:val="000000"/>
+              </w:rPr>
+            </w:pPr>
+            <w:r>
+              <w:rPr>
+                <w:rFonts w:ascii="Arial" w:hAnsi="Arial" w:eastAsia="Arial" w:cs="Arial"/>
+                <w:i w:val="false"/>
+                <w:b w:val="false"/>
+                <w:u w:val="none"/>
+                <w:strike w:val="false"/>
                 <w:sz w:val="22"/>
                 <w:szCs w:val="22"/>
                 <w:color w:val="000000"/>
@@ -2468,23 +3008,33 @@
           </w:tcPr>
           <w:p>
             <w:pPr>
-              <w:pStyle w:val="Normal"/>
-              <w:jc w:val="left"/>
-              <w:pBdr>
-                <w:bottom w:val="none" w:sz="0" w:space="0" w:color="000000"/>
-                <w:top w:val="none" w:sz="0" w:space="0" w:color="000000"/>
-                <w:left w:val="none" w:sz="0" w:space="0" w:color="000000"/>
-                <w:right w:val="none" w:sz="0" w:space="0" w:color="000000"/>
-              </w:pBdr>
-              <w:spacing w:after="100" w:before="100" w:line="240"/>
-              <w:ind w:left="100" w:right="100" w:firstLine="0" w:firstLineChars="0"/>
-            </w:pPr>
-            <w:r>
-              <w:rPr>
-                <w:rFonts w:ascii="Arial" w:hAnsi="Arial" w:eastAsia="Arial" w:cs="Arial"/>
-                <w:i w:val="false"/>
-                <w:b w:val="false"/>
-                <w:u w:val="none"/>
+              <w:jc w:val="left"/>
+              <w:pBdr>
+                <w:bottom w:val="none" w:sz="0" w:space="0" w:color="000000"/>
+                <w:top w:val="none" w:sz="0" w:space="0" w:color="000000"/>
+                <w:left w:val="none" w:sz="0" w:space="0" w:color="000000"/>
+                <w:right w:val="none" w:sz="0" w:space="0" w:color="000000"/>
+              </w:pBdr>
+              <w:spacing w:after="100" w:before="100" w:line="240"/>
+              <w:ind w:left="100" w:right="100" w:firstLine="0" w:firstLineChars="0"/>
+              <w:rPr>
+                <w:rFonts w:ascii="Arial" w:hAnsi="Arial" w:eastAsia="Arial" w:cs="Arial"/>
+                <w:i w:val="false"/>
+                <w:b w:val="false"/>
+                <w:u w:val="none"/>
+                <w:strike w:val="false"/>
+                <w:sz w:val="22"/>
+                <w:szCs w:val="22"/>
+                <w:color w:val="000000"/>
+              </w:rPr>
+            </w:pPr>
+            <w:r>
+              <w:rPr>
+                <w:rFonts w:ascii="Arial" w:hAnsi="Arial" w:eastAsia="Arial" w:cs="Arial"/>
+                <w:i w:val="false"/>
+                <w:b w:val="false"/>
+                <w:u w:val="none"/>
+                <w:strike w:val="false"/>
                 <w:sz w:val="22"/>
                 <w:szCs w:val="22"/>
                 <w:color w:val="000000"/>
@@ -2512,23 +3062,33 @@
           </w:tcPr>
           <w:p>
             <w:pPr>
-              <w:pStyle w:val="Normal"/>
-              <w:jc w:val="left"/>
-              <w:pBdr>
-                <w:bottom w:val="none" w:sz="0" w:space="0" w:color="000000"/>
-                <w:top w:val="none" w:sz="0" w:space="0" w:color="000000"/>
-                <w:left w:val="none" w:sz="0" w:space="0" w:color="000000"/>
-                <w:right w:val="none" w:sz="0" w:space="0" w:color="000000"/>
-              </w:pBdr>
-              <w:spacing w:after="100" w:before="100" w:line="240"/>
-              <w:ind w:left="100" w:right="100" w:firstLine="0" w:firstLineChars="0"/>
-            </w:pPr>
-            <w:r>
-              <w:rPr>
-                <w:rFonts w:ascii="Arial" w:hAnsi="Arial" w:eastAsia="Arial" w:cs="Arial"/>
-                <w:i w:val="false"/>
-                <w:b w:val="false"/>
-                <w:u w:val="none"/>
+              <w:jc w:val="left"/>
+              <w:pBdr>
+                <w:bottom w:val="none" w:sz="0" w:space="0" w:color="000000"/>
+                <w:top w:val="none" w:sz="0" w:space="0" w:color="000000"/>
+                <w:left w:val="none" w:sz="0" w:space="0" w:color="000000"/>
+                <w:right w:val="none" w:sz="0" w:space="0" w:color="000000"/>
+              </w:pBdr>
+              <w:spacing w:after="100" w:before="100" w:line="240"/>
+              <w:ind w:left="100" w:right="100" w:firstLine="0" w:firstLineChars="0"/>
+              <w:rPr>
+                <w:rFonts w:ascii="Arial" w:hAnsi="Arial" w:eastAsia="Arial" w:cs="Arial"/>
+                <w:i w:val="false"/>
+                <w:b w:val="false"/>
+                <w:u w:val="none"/>
+                <w:strike w:val="false"/>
+                <w:sz w:val="22"/>
+                <w:szCs w:val="22"/>
+                <w:color w:val="000000"/>
+              </w:rPr>
+            </w:pPr>
+            <w:r>
+              <w:rPr>
+                <w:rFonts w:ascii="Arial" w:hAnsi="Arial" w:eastAsia="Arial" w:cs="Arial"/>
+                <w:i w:val="false"/>
+                <w:b w:val="false"/>
+                <w:u w:val="none"/>
+                <w:strike w:val="false"/>
                 <w:sz w:val="22"/>
                 <w:szCs w:val="22"/>
                 <w:color w:val="000000"/>
@@ -2539,9 +3099,9 @@
         </w:tc>
       </w:tr>
     </w:tbl>
-    <w:sectPr w:officer="true">
-      <w:pgMar w:header="720" w:bottom="1440" w:top="1440" w:right="1440" w:left="1440" w:footer="720" w:gutter="720"/>
-      <w:pgSz w:h="16848" w:w="11952" w:orient="portrait"/>
+    <w:sectPr>
+      <w:pgMar w:header="708" w:bottom="1417" w:top="1417" w:right="1417" w:left="1417" w:footer="708" w:gutter="0"/>
+      <w:pgSz w:h="16838" w:w="11906" w:orient="portrait"/>
       <w:type w:val="continuous"/>
       <w:cols/>
     </w:sectPr>
